--- a/Code/Arkhipov/Labs/Lab 5/Отчёт.docx
+++ b/Code/Arkhipov/Labs/Lab 5/Отчёт.docx
@@ -32,7 +32,7 @@
           <w:sz w:val="32"/>
           <w:szCs w:val="32"/>
         </w:rPr>
-        <w:t>4</w:t>
+        <w:t>5</w:t>
       </w:r>
     </w:p>
     <w:p>
@@ -211,62 +211,35 @@
         <w:spacing w:line="240" w:lineRule="auto"/>
         <w:rPr>
           <w:rFonts w:ascii="Times New Roman" w:eastAsiaTheme="minorEastAsia" w:hAnsi="Times New Roman" w:cs="Times New Roman"/>
+          <w:i/>
           <w:sz w:val="28"/>
           <w:szCs w:val="28"/>
-          <w:lang w:val="en-US"/>
         </w:rPr>
       </w:pPr>
       <m:oMathPara>
         <m:oMath>
           <m:r>
-            <m:rPr>
-              <m:sty m:val="p"/>
-            </m:rPr>
             <w:rPr>
-              <w:rFonts w:ascii="Cambria Math" w:hAnsi="Cambria Math" w:cs="Times New Roman"/>
+              <w:rFonts w:ascii="Cambria Math" w:eastAsiaTheme="minorEastAsia" w:hAnsi="Cambria Math" w:cs="Times New Roman"/>
               <w:sz w:val="28"/>
               <w:szCs w:val="28"/>
             </w:rPr>
-            <m:t>F</m:t>
+            <m:t>Y</m:t>
           </m:r>
-          <m:d>
-            <m:dPr>
-              <m:ctrlPr>
-                <w:rPr>
-                  <w:rFonts w:ascii="Cambria Math" w:hAnsi="Cambria Math" w:cs="Times New Roman"/>
-                  <w:i/>
-                  <w:sz w:val="28"/>
-                  <w:szCs w:val="28"/>
-                  <w:lang w:val="en-US"/>
-                </w:rPr>
-              </m:ctrlPr>
-            </m:dPr>
-            <m:e>
-              <m:r>
-                <w:rPr>
-                  <w:rFonts w:ascii="Cambria Math" w:hAnsi="Cambria Math" w:cs="Times New Roman"/>
-                  <w:sz w:val="28"/>
-                  <w:szCs w:val="28"/>
-                  <w:lang w:val="en-US"/>
-                </w:rPr>
-                <m:t>x</m:t>
-              </m:r>
-            </m:e>
-          </m:d>
           <m:r>
             <w:rPr>
-              <w:rFonts w:ascii="Cambria Math" w:hAnsi="Cambria Math" w:cs="Times New Roman"/>
+              <w:rFonts w:ascii="Cambria Math" w:eastAsiaTheme="minorEastAsia" w:hAnsi="Cambria Math" w:cs="Times New Roman"/>
               <w:sz w:val="28"/>
               <w:szCs w:val="28"/>
               <w:lang w:val="en-US"/>
             </w:rPr>
-            <m:t>=</m:t>
+            <m:t>=3</m:t>
           </m:r>
           <m:sSup>
             <m:sSupPr>
               <m:ctrlPr>
                 <w:rPr>
-                  <w:rFonts w:ascii="Cambria Math" w:hAnsi="Cambria Math" w:cs="Times New Roman"/>
+                  <w:rFonts w:ascii="Cambria Math" w:eastAsiaTheme="minorEastAsia" w:hAnsi="Cambria Math" w:cs="Times New Roman"/>
                   <w:i/>
                   <w:sz w:val="28"/>
                   <w:szCs w:val="28"/>
@@ -277,18 +250,18 @@
             <m:e>
               <m:r>
                 <w:rPr>
-                  <w:rFonts w:ascii="Cambria Math" w:hAnsi="Cambria Math" w:cs="Times New Roman"/>
+                  <w:rFonts w:ascii="Cambria Math" w:eastAsiaTheme="minorEastAsia" w:hAnsi="Cambria Math" w:cs="Times New Roman"/>
                   <w:sz w:val="28"/>
                   <w:szCs w:val="28"/>
                   <w:lang w:val="en-US"/>
                 </w:rPr>
-                <m:t>sin</m:t>
+                <m:t>cos</m:t>
               </m:r>
             </m:e>
             <m:sup>
               <m:r>
                 <w:rPr>
-                  <w:rFonts w:ascii="Cambria Math" w:hAnsi="Cambria Math" w:cs="Times New Roman"/>
+                  <w:rFonts w:ascii="Cambria Math" w:eastAsiaTheme="minorEastAsia" w:hAnsi="Cambria Math" w:cs="Times New Roman"/>
                   <w:sz w:val="28"/>
                   <w:szCs w:val="28"/>
                   <w:lang w:val="en-US"/>
@@ -299,21 +272,12 @@
           </m:sSup>
           <m:r>
             <w:rPr>
-              <w:rFonts w:ascii="Cambria Math" w:hAnsi="Cambria Math" w:cs="Times New Roman"/>
-              <w:sz w:val="28"/>
-              <w:szCs w:val="28"/>
-              <w:lang w:val="en-US"/>
-            </w:rPr>
-            <m:t>x</m:t>
-          </m:r>
-          <m:r>
-            <w:rPr>
               <w:rFonts w:ascii="Cambria Math" w:eastAsiaTheme="minorEastAsia" w:hAnsi="Cambria Math" w:cs="Times New Roman"/>
               <w:sz w:val="28"/>
               <w:szCs w:val="28"/>
               <w:lang w:val="en-US"/>
             </w:rPr>
-            <m:t>+ctg(x)</m:t>
+            <m:t xml:space="preserve"> (2x+1)</m:t>
           </m:r>
         </m:oMath>
       </m:oMathPara>
@@ -333,16 +297,15 @@
           <w:sz w:val="28"/>
           <w:szCs w:val="28"/>
         </w:rPr>
-        <w:t xml:space="preserve">Отрезок: </w:t>
+        <w:t>Отрезок</w:t>
       </w:r>
       <w:r>
         <w:rPr>
           <w:rFonts w:ascii="Times New Roman" w:hAnsi="Times New Roman" w:cs="Times New Roman"/>
           <w:sz w:val="28"/>
           <w:szCs w:val="28"/>
-          <w:lang w:val="en-US"/>
-        </w:rPr>
-        <w:t>[1, 5]</w:t>
+        </w:rPr>
+        <w:t>: [</w:t>
       </w:r>
       <w:r>
         <w:rPr>
@@ -350,26 +313,24 @@
           <w:sz w:val="28"/>
           <w:szCs w:val="28"/>
         </w:rPr>
-        <w:t>, шаг 0.5</w:t>
-      </w:r>
-    </w:p>
-    <w:p>
-      <w:pPr>
-        <w:spacing w:after="0" w:line="240" w:lineRule="auto"/>
+        <w:t>-</w:t>
+      </w:r>
+      <w:r>
         <w:rPr>
           <w:rFonts w:ascii="Times New Roman" w:hAnsi="Times New Roman" w:cs="Times New Roman"/>
           <w:sz w:val="28"/>
           <w:szCs w:val="28"/>
           <w:lang w:val="en-US"/>
         </w:rPr>
-      </w:pPr>
+        <w:t>π</w:t>
+      </w:r>
       <w:r>
         <w:rPr>
           <w:rFonts w:ascii="Times New Roman" w:hAnsi="Times New Roman" w:cs="Times New Roman"/>
           <w:sz w:val="28"/>
           <w:szCs w:val="28"/>
         </w:rPr>
-        <w:t>Листинг</w:t>
+        <w:t xml:space="preserve">; </w:t>
       </w:r>
       <w:r>
         <w:rPr>
@@ -377,6 +338,86 @@
           <w:sz w:val="28"/>
           <w:szCs w:val="28"/>
           <w:lang w:val="en-US"/>
+        </w:rPr>
+        <w:t>π</w:t>
+      </w:r>
+      <w:r>
+        <w:rPr>
+          <w:rFonts w:ascii="Times New Roman" w:hAnsi="Times New Roman" w:cs="Times New Roman"/>
+          <w:sz w:val="28"/>
+          <w:szCs w:val="28"/>
+        </w:rPr>
+        <w:t xml:space="preserve">], </w:t>
+      </w:r>
+      <w:r>
+        <w:rPr>
+          <w:rFonts w:ascii="Times New Roman" w:hAnsi="Times New Roman" w:cs="Times New Roman"/>
+          <w:sz w:val="28"/>
+          <w:szCs w:val="28"/>
+        </w:rPr>
+        <w:t xml:space="preserve">шаг  </w:t>
+      </w:r>
+      <m:oMath>
+        <m:f>
+          <m:fPr>
+            <m:ctrlPr>
+              <w:rPr>
+                <w:rFonts w:ascii="Cambria Math" w:hAnsi="Cambria Math" w:cs="Times New Roman"/>
+                <w:i/>
+                <w:sz w:val="28"/>
+                <w:szCs w:val="28"/>
+              </w:rPr>
+            </m:ctrlPr>
+          </m:fPr>
+          <m:num>
+            <m:r>
+              <m:rPr>
+                <m:sty m:val="p"/>
+              </m:rPr>
+              <w:rPr>
+                <w:rFonts w:ascii="Cambria Math" w:hAnsi="Cambria Math" w:cs="Times New Roman"/>
+                <w:sz w:val="28"/>
+                <w:szCs w:val="28"/>
+                <w:lang w:val="en-US"/>
+              </w:rPr>
+              <m:t>π</m:t>
+            </m:r>
+          </m:num>
+          <m:den>
+            <m:r>
+              <w:rPr>
+                <w:rFonts w:ascii="Cambria Math" w:hAnsi="Cambria Math" w:cs="Times New Roman"/>
+                <w:sz w:val="28"/>
+                <w:szCs w:val="28"/>
+              </w:rPr>
+              <m:t>8</m:t>
+            </m:r>
+          </m:den>
+        </m:f>
+      </m:oMath>
+    </w:p>
+    <w:p>
+      <w:pPr>
+        <w:spacing w:after="0" w:line="240" w:lineRule="auto"/>
+        <w:rPr>
+          <w:rFonts w:ascii="Times New Roman" w:hAnsi="Times New Roman" w:cs="Times New Roman"/>
+          <w:sz w:val="28"/>
+          <w:szCs w:val="28"/>
+        </w:rPr>
+      </w:pPr>
+      <w:r>
+        <w:rPr>
+          <w:rFonts w:ascii="Times New Roman" w:hAnsi="Times New Roman" w:cs="Times New Roman"/>
+          <w:sz w:val="28"/>
+          <w:szCs w:val="28"/>
+        </w:rPr>
+        <w:t>Листинг</w:t>
+      </w:r>
+      <w:r>
+        <w:rPr>
+          <w:rFonts w:ascii="Times New Roman" w:hAnsi="Times New Roman" w:cs="Times New Roman"/>
+          <w:sz w:val="28"/>
+          <w:szCs w:val="28"/>
         </w:rPr>
         <w:t>:</w:t>
       </w:r>
@@ -394,17 +435,43 @@
           <w:rFonts w:ascii="Courier New" w:hAnsi="Courier New" w:cs="Courier New"/>
           <w:sz w:val="20"/>
           <w:szCs w:val="20"/>
-          <w:lang w:val="en-US"/>
-        </w:rPr>
-      </w:pPr>
-      <w:r>
-        <w:rPr>
-          <w:rFonts w:ascii="Courier New" w:hAnsi="Courier New" w:cs="Courier New"/>
-          <w:sz w:val="20"/>
-          <w:szCs w:val="20"/>
-          <w:lang w:val="en-US"/>
-        </w:rPr>
-        <w:t xml:space="preserve">  1: import math as m</w:t>
+        </w:rPr>
+      </w:pPr>
+      <w:r>
+        <w:rPr>
+          <w:rFonts w:ascii="Courier New" w:hAnsi="Courier New" w:cs="Courier New"/>
+          <w:sz w:val="20"/>
+          <w:szCs w:val="20"/>
+        </w:rPr>
+        <w:t xml:space="preserve">  1: </w:t>
+      </w:r>
+      <w:proofErr w:type="spellStart"/>
+      <w:proofErr w:type="gramStart"/>
+      <w:r>
+        <w:rPr>
+          <w:rFonts w:ascii="Courier New" w:hAnsi="Courier New" w:cs="Courier New"/>
+          <w:sz w:val="20"/>
+          <w:szCs w:val="20"/>
+        </w:rPr>
+        <w:t>print</w:t>
+      </w:r>
+      <w:proofErr w:type="spellEnd"/>
+      <w:r>
+        <w:rPr>
+          <w:rFonts w:ascii="Courier New" w:hAnsi="Courier New" w:cs="Courier New"/>
+          <w:sz w:val="20"/>
+          <w:szCs w:val="20"/>
+        </w:rPr>
+        <w:t>(</w:t>
+      </w:r>
+      <w:proofErr w:type="gramEnd"/>
+      <w:r>
+        <w:rPr>
+          <w:rFonts w:ascii="Courier New" w:hAnsi="Courier New" w:cs="Courier New"/>
+          <w:sz w:val="20"/>
+          <w:szCs w:val="20"/>
+        </w:rPr>
+        <w:t>"""Вычислите значения z, соответствующие каждому значению х</w:t>
       </w:r>
     </w:p>
     <w:p>
@@ -420,17 +487,15 @@
           <w:rFonts w:ascii="Courier New" w:hAnsi="Courier New" w:cs="Courier New"/>
           <w:sz w:val="20"/>
           <w:szCs w:val="20"/>
-          <w:lang w:val="en-US"/>
-        </w:rPr>
-      </w:pPr>
-      <w:r>
-        <w:rPr>
-          <w:rFonts w:ascii="Courier New" w:hAnsi="Courier New" w:cs="Courier New"/>
-          <w:sz w:val="20"/>
-          <w:szCs w:val="20"/>
-          <w:lang w:val="en-US"/>
-        </w:rPr>
-        <w:t xml:space="preserve">  2: import </w:t>
+        </w:rPr>
+      </w:pPr>
+      <w:r>
+        <w:rPr>
+          <w:rFonts w:ascii="Courier New" w:hAnsi="Courier New" w:cs="Courier New"/>
+          <w:sz w:val="20"/>
+          <w:szCs w:val="20"/>
+        </w:rPr>
+        <w:t xml:space="preserve">  2: </w:t>
       </w:r>
       <w:proofErr w:type="spellStart"/>
       <w:r>
@@ -438,9 +503,8 @@
           <w:rFonts w:ascii="Courier New" w:hAnsi="Courier New" w:cs="Courier New"/>
           <w:sz w:val="20"/>
           <w:szCs w:val="20"/>
-          <w:lang w:val="en-US"/>
-        </w:rPr>
-        <w:t>numpy</w:t>
+        </w:rPr>
+        <w:t>хn</w:t>
       </w:r>
       <w:proofErr w:type="spellEnd"/>
       <w:r>
@@ -448,10 +512,37 @@
           <w:rFonts w:ascii="Courier New" w:hAnsi="Courier New" w:cs="Courier New"/>
           <w:sz w:val="20"/>
           <w:szCs w:val="20"/>
-          <w:lang w:val="en-US"/>
-        </w:rPr>
-        <w:t xml:space="preserve"> as np</w:t>
-      </w:r>
+        </w:rPr>
+        <w:t xml:space="preserve"> &lt;= x &lt;= </w:t>
+      </w:r>
+      <w:proofErr w:type="spellStart"/>
+      <w:r>
+        <w:rPr>
+          <w:rFonts w:ascii="Courier New" w:hAnsi="Courier New" w:cs="Courier New"/>
+          <w:sz w:val="20"/>
+          <w:szCs w:val="20"/>
+        </w:rPr>
+        <w:t>xk</w:t>
+      </w:r>
+      <w:proofErr w:type="spellEnd"/>
+      <w:r>
+        <w:rPr>
+          <w:rFonts w:ascii="Courier New" w:hAnsi="Courier New" w:cs="Courier New"/>
+          <w:sz w:val="20"/>
+          <w:szCs w:val="20"/>
+        </w:rPr>
+        <w:t xml:space="preserve">, шаг изменения равен </w:t>
+      </w:r>
+      <w:proofErr w:type="spellStart"/>
+      <w:r>
+        <w:rPr>
+          <w:rFonts w:ascii="Courier New" w:hAnsi="Courier New" w:cs="Courier New"/>
+          <w:sz w:val="20"/>
+          <w:szCs w:val="20"/>
+        </w:rPr>
+        <w:t>dx</w:t>
+      </w:r>
+      <w:proofErr w:type="spellEnd"/>
     </w:p>
     <w:p>
       <w:pPr>
@@ -473,77 +564,54 @@
           <w:rFonts w:ascii="Courier New" w:hAnsi="Courier New" w:cs="Courier New"/>
           <w:sz w:val="20"/>
           <w:szCs w:val="20"/>
-          <w:lang w:val="en-US"/>
         </w:rPr>
         <w:t xml:space="preserve">  </w:t>
       </w:r>
-      <w:r>
-        <w:rPr>
-          <w:rFonts w:ascii="Courier New" w:hAnsi="Courier New" w:cs="Courier New"/>
-          <w:sz w:val="20"/>
-          <w:szCs w:val="20"/>
-        </w:rPr>
-        <w:t xml:space="preserve">3: </w:t>
-      </w:r>
-      <w:r>
-        <w:rPr>
-          <w:rFonts w:ascii="Courier New" w:hAnsi="Courier New" w:cs="Courier New"/>
-          <w:sz w:val="20"/>
-          <w:szCs w:val="20"/>
-          <w:lang w:val="en-US"/>
-        </w:rPr>
-        <w:t>import</w:t>
-      </w:r>
-      <w:r>
-        <w:rPr>
-          <w:rFonts w:ascii="Courier New" w:hAnsi="Courier New" w:cs="Courier New"/>
-          <w:sz w:val="20"/>
-          <w:szCs w:val="20"/>
-        </w:rPr>
-        <w:t xml:space="preserve"> </w:t>
-      </w:r>
-      <w:r>
-        <w:rPr>
-          <w:rFonts w:ascii="Courier New" w:hAnsi="Courier New" w:cs="Courier New"/>
-          <w:sz w:val="20"/>
-          <w:szCs w:val="20"/>
-          <w:lang w:val="en-US"/>
-        </w:rPr>
-        <w:t>pandas</w:t>
-      </w:r>
-      <w:r>
-        <w:rPr>
-          <w:rFonts w:ascii="Courier New" w:hAnsi="Courier New" w:cs="Courier New"/>
-          <w:sz w:val="20"/>
-          <w:szCs w:val="20"/>
-        </w:rPr>
-        <w:t xml:space="preserve"> </w:t>
-      </w:r>
-      <w:r>
-        <w:rPr>
-          <w:rFonts w:ascii="Courier New" w:hAnsi="Courier New" w:cs="Courier New"/>
-          <w:sz w:val="20"/>
-          <w:szCs w:val="20"/>
-          <w:lang w:val="en-US"/>
-        </w:rPr>
-        <w:t>as</w:t>
-      </w:r>
-      <w:r>
-        <w:rPr>
-          <w:rFonts w:ascii="Courier New" w:hAnsi="Courier New" w:cs="Courier New"/>
-          <w:sz w:val="20"/>
-          <w:szCs w:val="20"/>
-        </w:rPr>
-        <w:t xml:space="preserve"> </w:t>
-      </w:r>
-      <w:r>
-        <w:rPr>
-          <w:rFonts w:ascii="Courier New" w:hAnsi="Courier New" w:cs="Courier New"/>
-          <w:sz w:val="20"/>
-          <w:szCs w:val="20"/>
-          <w:lang w:val="en-US"/>
-        </w:rPr>
-        <w:t>pd</w:t>
+      <w:proofErr w:type="gramStart"/>
+      <w:r>
+        <w:rPr>
+          <w:rFonts w:ascii="Courier New" w:hAnsi="Courier New" w:cs="Courier New"/>
+          <w:sz w:val="20"/>
+          <w:szCs w:val="20"/>
+        </w:rPr>
+        <w:t xml:space="preserve">3:   </w:t>
+      </w:r>
+      <w:proofErr w:type="gramEnd"/>
+      <w:r>
+        <w:rPr>
+          <w:rFonts w:ascii="Courier New" w:hAnsi="Courier New" w:cs="Courier New"/>
+          <w:sz w:val="20"/>
+          <w:szCs w:val="20"/>
+        </w:rPr>
+        <w:t xml:space="preserve">      | (x**3 + </w:t>
+      </w:r>
+      <w:proofErr w:type="spellStart"/>
+      <w:proofErr w:type="gramStart"/>
+      <w:r>
+        <w:rPr>
+          <w:rFonts w:ascii="Courier New" w:hAnsi="Courier New" w:cs="Courier New"/>
+          <w:sz w:val="20"/>
+          <w:szCs w:val="20"/>
+        </w:rPr>
+        <w:t>ax</w:t>
+      </w:r>
+      <w:proofErr w:type="spellEnd"/>
+      <w:r>
+        <w:rPr>
+          <w:rFonts w:ascii="Courier New" w:hAnsi="Courier New" w:cs="Courier New"/>
+          <w:sz w:val="20"/>
+          <w:szCs w:val="20"/>
+        </w:rPr>
+        <w:t>)*</w:t>
+      </w:r>
+      <w:proofErr w:type="gramEnd"/>
+      <w:r>
+        <w:rPr>
+          <w:rFonts w:ascii="Courier New" w:hAnsi="Courier New" w:cs="Courier New"/>
+          <w:sz w:val="20"/>
+          <w:szCs w:val="20"/>
+        </w:rPr>
+        <w:t>*(1/4)</w:t>
       </w:r>
     </w:p>
     <w:p>
@@ -567,7 +635,7 @@
           <w:sz w:val="20"/>
           <w:szCs w:val="20"/>
         </w:rPr>
-        <w:t xml:space="preserve">  4: </w:t>
+        <w:t xml:space="preserve">  </w:t>
       </w:r>
       <w:proofErr w:type="gramStart"/>
       <w:r>
@@ -575,17 +643,8 @@
           <w:rFonts w:ascii="Courier New" w:hAnsi="Courier New" w:cs="Courier New"/>
           <w:sz w:val="20"/>
           <w:szCs w:val="20"/>
-          <w:lang w:val="en-US"/>
-        </w:rPr>
-        <w:t>print</w:t>
-      </w:r>
-      <w:r>
-        <w:rPr>
-          <w:rFonts w:ascii="Courier New" w:hAnsi="Courier New" w:cs="Courier New"/>
-          <w:sz w:val="20"/>
-          <w:szCs w:val="20"/>
-        </w:rPr>
-        <w:t>(</w:t>
+        </w:rPr>
+        <w:t xml:space="preserve">4:   </w:t>
       </w:r>
       <w:proofErr w:type="gramEnd"/>
       <w:r>
@@ -594,7 +653,7 @@
           <w:sz w:val="20"/>
           <w:szCs w:val="20"/>
         </w:rPr>
-        <w:t>""""Эта программа создаёт таблицу значений функции:</w:t>
+        <w:t xml:space="preserve">  z = | ------------------</w:t>
       </w:r>
     </w:p>
     <w:p>
@@ -636,68 +695,17 @@
           <w:sz w:val="20"/>
           <w:szCs w:val="20"/>
         </w:rPr>
-        <w:t xml:space="preserve">  </w:t>
-      </w:r>
-      <w:r>
-        <w:rPr>
-          <w:rFonts w:ascii="Courier New" w:hAnsi="Courier New" w:cs="Courier New"/>
-          <w:sz w:val="20"/>
-          <w:szCs w:val="20"/>
-          <w:lang w:val="en-US"/>
-        </w:rPr>
-        <w:t>F</w:t>
-      </w:r>
-      <w:r>
-        <w:rPr>
-          <w:rFonts w:ascii="Courier New" w:hAnsi="Courier New" w:cs="Courier New"/>
-          <w:sz w:val="20"/>
-          <w:szCs w:val="20"/>
-        </w:rPr>
-        <w:t xml:space="preserve"> = </w:t>
-      </w:r>
-      <w:r>
-        <w:rPr>
-          <w:rFonts w:ascii="Courier New" w:hAnsi="Courier New" w:cs="Courier New"/>
-          <w:sz w:val="20"/>
-          <w:szCs w:val="20"/>
-          <w:lang w:val="en-US"/>
-        </w:rPr>
-        <w:t>Sin</w:t>
-      </w:r>
-      <w:r>
-        <w:rPr>
-          <w:rFonts w:ascii="Courier New" w:hAnsi="Courier New" w:cs="Courier New"/>
-          <w:sz w:val="20"/>
-          <w:szCs w:val="20"/>
-        </w:rPr>
-        <w:t>^2(</w:t>
-      </w:r>
-      <w:r>
-        <w:rPr>
-          <w:rFonts w:ascii="Courier New" w:hAnsi="Courier New" w:cs="Courier New"/>
-          <w:sz w:val="20"/>
-          <w:szCs w:val="20"/>
-          <w:lang w:val="en-US"/>
-        </w:rPr>
-        <w:t>x</w:t>
-      </w:r>
-      <w:r>
-        <w:rPr>
-          <w:rFonts w:ascii="Courier New" w:hAnsi="Courier New" w:cs="Courier New"/>
-          <w:sz w:val="20"/>
-          <w:szCs w:val="20"/>
-        </w:rPr>
-        <w:t xml:space="preserve">) + </w:t>
+        <w:t xml:space="preserve">      | </w:t>
       </w:r>
       <w:proofErr w:type="spellStart"/>
-      <w:r>
-        <w:rPr>
-          <w:rFonts w:ascii="Courier New" w:hAnsi="Courier New" w:cs="Courier New"/>
-          <w:sz w:val="20"/>
-          <w:szCs w:val="20"/>
-          <w:lang w:val="en-US"/>
-        </w:rPr>
-        <w:t>Ctg</w:t>
+      <w:proofErr w:type="gramStart"/>
+      <w:r>
+        <w:rPr>
+          <w:rFonts w:ascii="Courier New" w:hAnsi="Courier New" w:cs="Courier New"/>
+          <w:sz w:val="20"/>
+          <w:szCs w:val="20"/>
+        </w:rPr>
+        <w:t>ln</w:t>
       </w:r>
       <w:proofErr w:type="spellEnd"/>
       <w:r>
@@ -706,25 +714,45 @@
           <w:sz w:val="20"/>
           <w:szCs w:val="20"/>
         </w:rPr>
-        <w:t>(</w:t>
-      </w:r>
-      <w:r>
-        <w:rPr>
-          <w:rFonts w:ascii="Courier New" w:hAnsi="Courier New" w:cs="Courier New"/>
-          <w:sz w:val="20"/>
-          <w:szCs w:val="20"/>
-          <w:lang w:val="en-US"/>
-        </w:rPr>
-        <w:t>x</w:t>
-      </w:r>
-      <w:r>
-        <w:rPr>
-          <w:rFonts w:ascii="Courier New" w:hAnsi="Courier New" w:cs="Courier New"/>
-          <w:sz w:val="20"/>
-          <w:szCs w:val="20"/>
-        </w:rPr>
-        <w:t>)</w:t>
-      </w:r>
+        <w:t>( (</w:t>
+      </w:r>
+      <w:proofErr w:type="gramEnd"/>
+      <w:r>
+        <w:rPr>
+          <w:rFonts w:ascii="Courier New" w:hAnsi="Courier New" w:cs="Courier New"/>
+          <w:sz w:val="20"/>
+          <w:szCs w:val="20"/>
+        </w:rPr>
+        <w:t xml:space="preserve"> a**7 + x**(1/2</w:t>
+      </w:r>
+      <w:proofErr w:type="gramStart"/>
+      <w:r>
+        <w:rPr>
+          <w:rFonts w:ascii="Courier New" w:hAnsi="Courier New" w:cs="Courier New"/>
+          <w:sz w:val="20"/>
+          <w:szCs w:val="20"/>
+        </w:rPr>
+        <w:t>) )</w:t>
+      </w:r>
+      <w:proofErr w:type="gramEnd"/>
+      <w:r>
+        <w:rPr>
+          <w:rFonts w:ascii="Courier New" w:hAnsi="Courier New" w:cs="Courier New"/>
+          <w:sz w:val="20"/>
+          <w:szCs w:val="20"/>
+        </w:rPr>
+        <w:t>**(1/2</w:t>
+      </w:r>
+      <w:proofErr w:type="gramStart"/>
+      <w:r>
+        <w:rPr>
+          <w:rFonts w:ascii="Courier New" w:hAnsi="Courier New" w:cs="Courier New"/>
+          <w:sz w:val="20"/>
+          <w:szCs w:val="20"/>
+        </w:rPr>
+        <w:t>)  )</w:t>
+      </w:r>
+      <w:proofErr w:type="gramEnd"/>
     </w:p>
     <w:p>
       <w:pPr>
@@ -747,7 +775,7 @@
           <w:sz w:val="20"/>
           <w:szCs w:val="20"/>
         </w:rPr>
-        <w:t xml:space="preserve">  </w:t>
+        <w:t xml:space="preserve">  6: Задача</w:t>
       </w:r>
       <w:proofErr w:type="gramStart"/>
       <w:r>
@@ -756,7 +784,7 @@
           <w:sz w:val="20"/>
           <w:szCs w:val="20"/>
         </w:rPr>
-        <w:t xml:space="preserve">6:   </w:t>
+        <w:t>: Определить</w:t>
       </w:r>
       <w:proofErr w:type="gramEnd"/>
       <w:r>
@@ -765,7 +793,7 @@
           <w:sz w:val="20"/>
           <w:szCs w:val="20"/>
         </w:rPr>
-        <w:t xml:space="preserve">  При параметрах:</w:t>
+        <w:t xml:space="preserve"> среднее арифметическое значений z</w:t>
       </w:r>
     </w:p>
     <w:p>
@@ -781,6 +809,7 @@
           <w:rFonts w:ascii="Courier New" w:hAnsi="Courier New" w:cs="Courier New"/>
           <w:sz w:val="20"/>
           <w:szCs w:val="20"/>
+          <w:lang w:val="en-US"/>
         </w:rPr>
       </w:pPr>
       <w:r>
@@ -791,23 +820,48 @@
         </w:rPr>
         <w:t xml:space="preserve">  </w:t>
       </w:r>
-      <w:proofErr w:type="gramStart"/>
-      <w:r>
-        <w:rPr>
-          <w:rFonts w:ascii="Courier New" w:hAnsi="Courier New" w:cs="Courier New"/>
-          <w:sz w:val="20"/>
-          <w:szCs w:val="20"/>
-        </w:rPr>
-        <w:t xml:space="preserve">7:   </w:t>
-      </w:r>
-      <w:proofErr w:type="gramEnd"/>
-      <w:r>
-        <w:rPr>
-          <w:rFonts w:ascii="Courier New" w:hAnsi="Courier New" w:cs="Courier New"/>
-          <w:sz w:val="20"/>
-          <w:szCs w:val="20"/>
-        </w:rPr>
-        <w:t xml:space="preserve">  Начальное значение: 1</w:t>
+      <w:r>
+        <w:rPr>
+          <w:rFonts w:ascii="Courier New" w:hAnsi="Courier New" w:cs="Courier New"/>
+          <w:sz w:val="20"/>
+          <w:szCs w:val="20"/>
+          <w:lang w:val="en-US"/>
+        </w:rPr>
+        <w:t xml:space="preserve">7: </w:t>
+      </w:r>
+      <w:r>
+        <w:rPr>
+          <w:rFonts w:ascii="Courier New" w:hAnsi="Courier New" w:cs="Courier New"/>
+          <w:sz w:val="20"/>
+          <w:szCs w:val="20"/>
+        </w:rPr>
+        <w:t>Контрольные</w:t>
+      </w:r>
+      <w:r>
+        <w:rPr>
+          <w:rFonts w:ascii="Courier New" w:hAnsi="Courier New" w:cs="Courier New"/>
+          <w:sz w:val="20"/>
+          <w:szCs w:val="20"/>
+          <w:lang w:val="en-US"/>
+        </w:rPr>
+        <w:t xml:space="preserve"> </w:t>
+      </w:r>
+      <w:r>
+        <w:rPr>
+          <w:rFonts w:ascii="Courier New" w:hAnsi="Courier New" w:cs="Courier New"/>
+          <w:sz w:val="20"/>
+          <w:szCs w:val="20"/>
+        </w:rPr>
+        <w:t>значения</w:t>
+      </w:r>
+      <w:r>
+        <w:rPr>
+          <w:rFonts w:ascii="Courier New" w:hAnsi="Courier New" w:cs="Courier New"/>
+          <w:sz w:val="20"/>
+          <w:szCs w:val="20"/>
+          <w:lang w:val="en-US"/>
+        </w:rPr>
+        <w:t>:</w:t>
       </w:r>
     </w:p>
     <w:p>
@@ -823,33 +877,17 @@
           <w:rFonts w:ascii="Courier New" w:hAnsi="Courier New" w:cs="Courier New"/>
           <w:sz w:val="20"/>
           <w:szCs w:val="20"/>
-        </w:rPr>
-      </w:pPr>
-      <w:r>
-        <w:rPr>
-          <w:rFonts w:ascii="Courier New" w:hAnsi="Courier New" w:cs="Courier New"/>
-          <w:sz w:val="20"/>
-          <w:szCs w:val="20"/>
-        </w:rPr>
-        <w:t xml:space="preserve">  </w:t>
-      </w:r>
-      <w:proofErr w:type="gramStart"/>
-      <w:r>
-        <w:rPr>
-          <w:rFonts w:ascii="Courier New" w:hAnsi="Courier New" w:cs="Courier New"/>
-          <w:sz w:val="20"/>
-          <w:szCs w:val="20"/>
-        </w:rPr>
-        <w:t xml:space="preserve">8:   </w:t>
-      </w:r>
-      <w:proofErr w:type="gramEnd"/>
-      <w:r>
-        <w:rPr>
-          <w:rFonts w:ascii="Courier New" w:hAnsi="Courier New" w:cs="Courier New"/>
-          <w:sz w:val="20"/>
-          <w:szCs w:val="20"/>
-        </w:rPr>
-        <w:t xml:space="preserve">  Конечное значения: 5</w:t>
+          <w:lang w:val="en-US"/>
+        </w:rPr>
+      </w:pPr>
+      <w:r>
+        <w:rPr>
+          <w:rFonts w:ascii="Courier New" w:hAnsi="Courier New" w:cs="Courier New"/>
+          <w:sz w:val="20"/>
+          <w:szCs w:val="20"/>
+          <w:lang w:val="en-US"/>
+        </w:rPr>
+        <w:t xml:space="preserve">  8:     a = 5.27</w:t>
       </w:r>
     </w:p>
     <w:p>
@@ -865,33 +903,57 @@
           <w:rFonts w:ascii="Courier New" w:hAnsi="Courier New" w:cs="Courier New"/>
           <w:sz w:val="20"/>
           <w:szCs w:val="20"/>
-        </w:rPr>
-      </w:pPr>
-      <w:r>
-        <w:rPr>
-          <w:rFonts w:ascii="Courier New" w:hAnsi="Courier New" w:cs="Courier New"/>
-          <w:sz w:val="20"/>
-          <w:szCs w:val="20"/>
-        </w:rPr>
-        <w:t xml:space="preserve">  </w:t>
-      </w:r>
-      <w:proofErr w:type="gramStart"/>
-      <w:r>
-        <w:rPr>
-          <w:rFonts w:ascii="Courier New" w:hAnsi="Courier New" w:cs="Courier New"/>
-          <w:sz w:val="20"/>
-          <w:szCs w:val="20"/>
-        </w:rPr>
-        <w:t xml:space="preserve">9:   </w:t>
-      </w:r>
-      <w:proofErr w:type="gramEnd"/>
-      <w:r>
-        <w:rPr>
-          <w:rFonts w:ascii="Courier New" w:hAnsi="Courier New" w:cs="Courier New"/>
-          <w:sz w:val="20"/>
-          <w:szCs w:val="20"/>
-        </w:rPr>
-        <w:t xml:space="preserve">  Шаг: 0.5""")</w:t>
+          <w:lang w:val="en-US"/>
+        </w:rPr>
+      </w:pPr>
+      <w:r>
+        <w:rPr>
+          <w:rFonts w:ascii="Courier New" w:hAnsi="Courier New" w:cs="Courier New"/>
+          <w:sz w:val="20"/>
+          <w:szCs w:val="20"/>
+          <w:lang w:val="en-US"/>
+        </w:rPr>
+        <w:t xml:space="preserve">  9:     </w:t>
+      </w:r>
+      <w:proofErr w:type="spellStart"/>
+      <w:r>
+        <w:rPr>
+          <w:rFonts w:ascii="Courier New" w:hAnsi="Courier New" w:cs="Courier New"/>
+          <w:sz w:val="20"/>
+          <w:szCs w:val="20"/>
+          <w:lang w:val="en-US"/>
+        </w:rPr>
+        <w:t>xn</w:t>
+      </w:r>
+      <w:proofErr w:type="spellEnd"/>
+      <w:r>
+        <w:rPr>
+          <w:rFonts w:ascii="Courier New" w:hAnsi="Courier New" w:cs="Courier New"/>
+          <w:sz w:val="20"/>
+          <w:szCs w:val="20"/>
+          <w:lang w:val="en-US"/>
+        </w:rPr>
+        <w:t xml:space="preserve"> = 1, </w:t>
+      </w:r>
+      <w:proofErr w:type="spellStart"/>
+      <w:r>
+        <w:rPr>
+          <w:rFonts w:ascii="Courier New" w:hAnsi="Courier New" w:cs="Courier New"/>
+          <w:sz w:val="20"/>
+          <w:szCs w:val="20"/>
+          <w:lang w:val="en-US"/>
+        </w:rPr>
+        <w:t>xk</w:t>
+      </w:r>
+      <w:proofErr w:type="spellEnd"/>
+      <w:r>
+        <w:rPr>
+          <w:rFonts w:ascii="Courier New" w:hAnsi="Courier New" w:cs="Courier New"/>
+          <w:sz w:val="20"/>
+          <w:szCs w:val="20"/>
+          <w:lang w:val="en-US"/>
+        </w:rPr>
+        <w:t xml:space="preserve"> = 10, dx = 1""")</w:t>
       </w:r>
     </w:p>
     <w:p>
@@ -915,6 +977,7 @@
           <w:rFonts w:ascii="Courier New" w:hAnsi="Courier New" w:cs="Courier New"/>
           <w:sz w:val="20"/>
           <w:szCs w:val="20"/>
+          <w:lang w:val="en-US"/>
         </w:rPr>
         <w:t xml:space="preserve"> </w:t>
       </w:r>
@@ -925,7 +988,27 @@
           <w:szCs w:val="20"/>
           <w:lang w:val="en-US"/>
         </w:rPr>
-        <w:t>10: Accuracy = None</w:t>
+        <w:t xml:space="preserve">10: import math as m, </w:t>
+      </w:r>
+      <w:proofErr w:type="spellStart"/>
+      <w:r>
+        <w:rPr>
+          <w:rFonts w:ascii="Courier New" w:hAnsi="Courier New" w:cs="Courier New"/>
+          <w:sz w:val="20"/>
+          <w:szCs w:val="20"/>
+          <w:lang w:val="en-US"/>
+        </w:rPr>
+        <w:t>numpy</w:t>
+      </w:r>
+      <w:proofErr w:type="spellEnd"/>
+      <w:r>
+        <w:rPr>
+          <w:rFonts w:ascii="Courier New" w:hAnsi="Courier New" w:cs="Courier New"/>
+          <w:sz w:val="20"/>
+          <w:szCs w:val="20"/>
+          <w:lang w:val="en-US"/>
+        </w:rPr>
+        <w:t xml:space="preserve"> as np, pandas as pd</w:t>
       </w:r>
     </w:p>
     <w:p>
@@ -951,7 +1034,7 @@
           <w:szCs w:val="20"/>
           <w:lang w:val="en-US"/>
         </w:rPr>
-        <w:t xml:space="preserve"> 11: while Accuracy == None:</w:t>
+        <w:t xml:space="preserve"> 11: Accuracy = None</w:t>
       </w:r>
     </w:p>
     <w:p>
@@ -967,78 +1050,17 @@
           <w:rFonts w:ascii="Courier New" w:hAnsi="Courier New" w:cs="Courier New"/>
           <w:sz w:val="20"/>
           <w:szCs w:val="20"/>
-        </w:rPr>
-      </w:pPr>
-      <w:r>
-        <w:rPr>
-          <w:rFonts w:ascii="Courier New" w:hAnsi="Courier New" w:cs="Courier New"/>
-          <w:sz w:val="20"/>
-          <w:szCs w:val="20"/>
-          <w:lang w:val="en-US"/>
-        </w:rPr>
-        <w:t xml:space="preserve"> </w:t>
-      </w:r>
-      <w:proofErr w:type="gramStart"/>
-      <w:r>
-        <w:rPr>
-          <w:rFonts w:ascii="Courier New" w:hAnsi="Courier New" w:cs="Courier New"/>
-          <w:sz w:val="20"/>
-          <w:szCs w:val="20"/>
-        </w:rPr>
-        <w:t xml:space="preserve">12:   </w:t>
-      </w:r>
-      <w:proofErr w:type="gramEnd"/>
-      <w:r>
-        <w:rPr>
-          <w:rFonts w:ascii="Courier New" w:hAnsi="Courier New" w:cs="Courier New"/>
-          <w:sz w:val="20"/>
-          <w:szCs w:val="20"/>
-        </w:rPr>
-        <w:t xml:space="preserve">  </w:t>
-      </w:r>
-      <w:r>
-        <w:rPr>
-          <w:rFonts w:ascii="Courier New" w:hAnsi="Courier New" w:cs="Courier New"/>
-          <w:sz w:val="20"/>
-          <w:szCs w:val="20"/>
-          <w:lang w:val="en-US"/>
-        </w:rPr>
-        <w:t>Accuracy</w:t>
-      </w:r>
-      <w:r>
-        <w:rPr>
-          <w:rFonts w:ascii="Courier New" w:hAnsi="Courier New" w:cs="Courier New"/>
-          <w:sz w:val="20"/>
-          <w:szCs w:val="20"/>
-        </w:rPr>
-        <w:t xml:space="preserve"> = </w:t>
-      </w:r>
-      <w:proofErr w:type="gramStart"/>
-      <w:r>
-        <w:rPr>
-          <w:rFonts w:ascii="Courier New" w:hAnsi="Courier New" w:cs="Courier New"/>
-          <w:sz w:val="20"/>
-          <w:szCs w:val="20"/>
-          <w:lang w:val="en-US"/>
-        </w:rPr>
-        <w:t>input</w:t>
-      </w:r>
-      <w:r>
-        <w:rPr>
-          <w:rFonts w:ascii="Courier New" w:hAnsi="Courier New" w:cs="Courier New"/>
-          <w:sz w:val="20"/>
-          <w:szCs w:val="20"/>
-        </w:rPr>
-        <w:t>(</w:t>
-      </w:r>
-      <w:proofErr w:type="gramEnd"/>
-      <w:r>
-        <w:rPr>
-          <w:rFonts w:ascii="Courier New" w:hAnsi="Courier New" w:cs="Courier New"/>
-          <w:sz w:val="20"/>
-          <w:szCs w:val="20"/>
-        </w:rPr>
-        <w:t>"Введите значение точности: ")</w:t>
+          <w:lang w:val="en-US"/>
+        </w:rPr>
+      </w:pPr>
+      <w:r>
+        <w:rPr>
+          <w:rFonts w:ascii="Courier New" w:hAnsi="Courier New" w:cs="Courier New"/>
+          <w:sz w:val="20"/>
+          <w:szCs w:val="20"/>
+          <w:lang w:val="en-US"/>
+        </w:rPr>
+        <w:t xml:space="preserve"> 12: while Accuracy == None:</w:t>
       </w:r>
     </w:p>
     <w:p>
@@ -1061,6 +1083,7 @@
           <w:rFonts w:ascii="Courier New" w:hAnsi="Courier New" w:cs="Courier New"/>
           <w:sz w:val="20"/>
           <w:szCs w:val="20"/>
+          <w:lang w:val="en-US"/>
         </w:rPr>
         <w:t xml:space="preserve"> </w:t>
       </w:r>
@@ -1082,66 +1105,23 @@
         </w:rPr>
         <w:t xml:space="preserve">  </w:t>
       </w:r>
-      <w:r>
-        <w:rPr>
-          <w:rFonts w:ascii="Courier New" w:hAnsi="Courier New" w:cs="Courier New"/>
-          <w:sz w:val="20"/>
-          <w:szCs w:val="20"/>
-          <w:lang w:val="en-US"/>
-        </w:rPr>
-        <w:t>if</w:t>
-      </w:r>
-      <w:r>
-        <w:rPr>
-          <w:rFonts w:ascii="Courier New" w:hAnsi="Courier New" w:cs="Courier New"/>
-          <w:sz w:val="20"/>
-          <w:szCs w:val="20"/>
-        </w:rPr>
-        <w:t xml:space="preserve"> "." </w:t>
-      </w:r>
-      <w:r>
-        <w:rPr>
-          <w:rFonts w:ascii="Courier New" w:hAnsi="Courier New" w:cs="Courier New"/>
-          <w:sz w:val="20"/>
-          <w:szCs w:val="20"/>
-          <w:lang w:val="en-US"/>
-        </w:rPr>
-        <w:t>in</w:t>
-      </w:r>
-      <w:r>
-        <w:rPr>
-          <w:rFonts w:ascii="Courier New" w:hAnsi="Courier New" w:cs="Courier New"/>
-          <w:sz w:val="20"/>
-          <w:szCs w:val="20"/>
-        </w:rPr>
-        <w:t xml:space="preserve"> </w:t>
-      </w:r>
-      <w:proofErr w:type="gramStart"/>
-      <w:r>
-        <w:rPr>
-          <w:rFonts w:ascii="Courier New" w:hAnsi="Courier New" w:cs="Courier New"/>
-          <w:sz w:val="20"/>
-          <w:szCs w:val="20"/>
-          <w:lang w:val="en-US"/>
-        </w:rPr>
-        <w:t>Accuracy</w:t>
-      </w:r>
-      <w:r>
-        <w:rPr>
-          <w:rFonts w:ascii="Courier New" w:hAnsi="Courier New" w:cs="Courier New"/>
-          <w:sz w:val="20"/>
-          <w:szCs w:val="20"/>
-        </w:rPr>
-        <w:t>:  #</w:t>
-      </w:r>
-      <w:proofErr w:type="gramEnd"/>
-      <w:r>
-        <w:rPr>
-          <w:rFonts w:ascii="Courier New" w:hAnsi="Courier New" w:cs="Courier New"/>
-          <w:sz w:val="20"/>
-          <w:szCs w:val="20"/>
-        </w:rPr>
-        <w:t xml:space="preserve"> Чтобы не было ошибок с округлением</w:t>
+      <w:proofErr w:type="spellStart"/>
+      <w:r>
+        <w:rPr>
+          <w:rFonts w:ascii="Courier New" w:hAnsi="Courier New" w:cs="Courier New"/>
+          <w:sz w:val="20"/>
+          <w:szCs w:val="20"/>
+        </w:rPr>
+        <w:t>try</w:t>
+      </w:r>
+      <w:proofErr w:type="spellEnd"/>
+      <w:r>
+        <w:rPr>
+          <w:rFonts w:ascii="Courier New" w:hAnsi="Courier New" w:cs="Courier New"/>
+          <w:sz w:val="20"/>
+          <w:szCs w:val="20"/>
+        </w:rPr>
+        <w:t>:</w:t>
       </w:r>
     </w:p>
     <w:p>
@@ -1185,15 +1165,16 @@
         </w:rPr>
         <w:t xml:space="preserve">      </w:t>
       </w:r>
-      <w:r>
-        <w:rPr>
-          <w:rFonts w:ascii="Courier New" w:hAnsi="Courier New" w:cs="Courier New"/>
-          <w:sz w:val="20"/>
-          <w:szCs w:val="20"/>
-          <w:lang w:val="en-US"/>
+      <w:proofErr w:type="spellStart"/>
+      <w:r>
+        <w:rPr>
+          <w:rFonts w:ascii="Courier New" w:hAnsi="Courier New" w:cs="Courier New"/>
+          <w:sz w:val="20"/>
+          <w:szCs w:val="20"/>
         </w:rPr>
         <w:t>Accuracy</w:t>
       </w:r>
+      <w:proofErr w:type="spellEnd"/>
       <w:r>
         <w:rPr>
           <w:rFonts w:ascii="Courier New" w:hAnsi="Courier New" w:cs="Courier New"/>
@@ -1202,14 +1183,51 @@
         </w:rPr>
         <w:t xml:space="preserve"> = </w:t>
       </w:r>
-      <w:r>
-        <w:rPr>
-          <w:rFonts w:ascii="Courier New" w:hAnsi="Courier New" w:cs="Courier New"/>
-          <w:sz w:val="20"/>
-          <w:szCs w:val="20"/>
-          <w:lang w:val="en-US"/>
-        </w:rPr>
-        <w:t>None</w:t>
+      <w:proofErr w:type="spellStart"/>
+      <w:proofErr w:type="gramStart"/>
+      <w:r>
+        <w:rPr>
+          <w:rFonts w:ascii="Courier New" w:hAnsi="Courier New" w:cs="Courier New"/>
+          <w:sz w:val="20"/>
+          <w:szCs w:val="20"/>
+        </w:rPr>
+        <w:t>int</w:t>
+      </w:r>
+      <w:proofErr w:type="spellEnd"/>
+      <w:r>
+        <w:rPr>
+          <w:rFonts w:ascii="Courier New" w:hAnsi="Courier New" w:cs="Courier New"/>
+          <w:sz w:val="20"/>
+          <w:szCs w:val="20"/>
+        </w:rPr>
+        <w:t>(</w:t>
+      </w:r>
+      <w:proofErr w:type="spellStart"/>
+      <w:r>
+        <w:rPr>
+          <w:rFonts w:ascii="Courier New" w:hAnsi="Courier New" w:cs="Courier New"/>
+          <w:sz w:val="20"/>
+          <w:szCs w:val="20"/>
+        </w:rPr>
+        <w:t>input</w:t>
+      </w:r>
+      <w:proofErr w:type="spellEnd"/>
+      <w:r>
+        <w:rPr>
+          <w:rFonts w:ascii="Courier New" w:hAnsi="Courier New" w:cs="Courier New"/>
+          <w:sz w:val="20"/>
+          <w:szCs w:val="20"/>
+        </w:rPr>
+        <w:t>(</w:t>
+      </w:r>
+      <w:proofErr w:type="gramEnd"/>
+      <w:r>
+        <w:rPr>
+          <w:rFonts w:ascii="Courier New" w:hAnsi="Courier New" w:cs="Courier New"/>
+          <w:sz w:val="20"/>
+          <w:szCs w:val="20"/>
+        </w:rPr>
+        <w:t>"Введите точность вычислений:"))</w:t>
       </w:r>
     </w:p>
     <w:p>
@@ -1225,6 +1243,7 @@
           <w:rFonts w:ascii="Courier New" w:hAnsi="Courier New" w:cs="Courier New"/>
           <w:sz w:val="20"/>
           <w:szCs w:val="20"/>
+          <w:lang w:val="en-US"/>
         </w:rPr>
       </w:pPr>
       <w:r>
@@ -1235,58 +1254,34 @@
         </w:rPr>
         <w:t xml:space="preserve"> </w:t>
       </w:r>
-      <w:proofErr w:type="gramStart"/>
-      <w:r>
-        <w:rPr>
-          <w:rFonts w:ascii="Courier New" w:hAnsi="Courier New" w:cs="Courier New"/>
-          <w:sz w:val="20"/>
-          <w:szCs w:val="20"/>
-        </w:rPr>
-        <w:t xml:space="preserve">15:   </w:t>
-      </w:r>
-      <w:proofErr w:type="gramEnd"/>
-      <w:r>
-        <w:rPr>
-          <w:rFonts w:ascii="Courier New" w:hAnsi="Courier New" w:cs="Courier New"/>
-          <w:sz w:val="20"/>
-          <w:szCs w:val="20"/>
-        </w:rPr>
-        <w:t xml:space="preserve">      </w:t>
-      </w:r>
-      <w:proofErr w:type="gramStart"/>
-      <w:r>
-        <w:rPr>
-          <w:rFonts w:ascii="Courier New" w:hAnsi="Courier New" w:cs="Courier New"/>
-          <w:sz w:val="20"/>
-          <w:szCs w:val="20"/>
-          <w:lang w:val="en-US"/>
-        </w:rPr>
-        <w:t>print</w:t>
-      </w:r>
-      <w:r>
-        <w:rPr>
-          <w:rFonts w:ascii="Courier New" w:hAnsi="Courier New" w:cs="Courier New"/>
-          <w:sz w:val="20"/>
-          <w:szCs w:val="20"/>
-        </w:rPr>
-        <w:t>(</w:t>
-      </w:r>
-      <w:proofErr w:type="gramEnd"/>
-      <w:r>
-        <w:rPr>
-          <w:rFonts w:ascii="Courier New" w:hAnsi="Courier New" w:cs="Courier New"/>
-          <w:sz w:val="20"/>
-          <w:szCs w:val="20"/>
-        </w:rPr>
-        <w:t>"Возможно вы вводите дробное число. Эта величина принимает только целые значения"</w:t>
-      </w:r>
-      <w:r>
-        <w:rPr>
-          <w:rFonts w:ascii="Courier New" w:hAnsi="Courier New" w:cs="Courier New"/>
-          <w:sz w:val="20"/>
-          <w:szCs w:val="20"/>
-        </w:rPr>
-        <w:t>)</w:t>
+      <w:r>
+        <w:rPr>
+          <w:rFonts w:ascii="Courier New" w:hAnsi="Courier New" w:cs="Courier New"/>
+          <w:sz w:val="20"/>
+          <w:szCs w:val="20"/>
+          <w:lang w:val="en-US"/>
+        </w:rPr>
+        <w:t xml:space="preserve">15:     except </w:t>
+      </w:r>
+      <w:proofErr w:type="spellStart"/>
+      <w:r>
+        <w:rPr>
+          <w:rFonts w:ascii="Courier New" w:hAnsi="Courier New" w:cs="Courier New"/>
+          <w:sz w:val="20"/>
+          <w:szCs w:val="20"/>
+          <w:lang w:val="en-US"/>
+        </w:rPr>
+        <w:t>ValueError</w:t>
+      </w:r>
+      <w:proofErr w:type="spellEnd"/>
+      <w:r>
+        <w:rPr>
+          <w:rFonts w:ascii="Courier New" w:hAnsi="Courier New" w:cs="Courier New"/>
+          <w:sz w:val="20"/>
+          <w:szCs w:val="20"/>
+          <w:lang w:val="en-US"/>
+        </w:rPr>
+        <w:t>:</w:t>
       </w:r>
     </w:p>
     <w:p>
@@ -1310,17 +1305,9 @@
           <w:rFonts w:ascii="Courier New" w:hAnsi="Courier New" w:cs="Courier New"/>
           <w:sz w:val="20"/>
           <w:szCs w:val="20"/>
-        </w:rPr>
-        <w:t xml:space="preserve"> </w:t>
-      </w:r>
-      <w:r>
-        <w:rPr>
-          <w:rFonts w:ascii="Courier New" w:hAnsi="Courier New" w:cs="Courier New"/>
-          <w:sz w:val="20"/>
-          <w:szCs w:val="20"/>
-          <w:lang w:val="en-US"/>
-        </w:rPr>
-        <w:t>18:     else:</w:t>
+          <w:lang w:val="en-US"/>
+        </w:rPr>
+        <w:t xml:space="preserve"> 16:         Accuracy = None</w:t>
       </w:r>
     </w:p>
     <w:p>
@@ -1336,39 +1323,34 @@
           <w:rFonts w:ascii="Courier New" w:hAnsi="Courier New" w:cs="Courier New"/>
           <w:sz w:val="20"/>
           <w:szCs w:val="20"/>
-          <w:lang w:val="en-US"/>
-        </w:rPr>
-      </w:pPr>
-      <w:r>
-        <w:rPr>
-          <w:rFonts w:ascii="Courier New" w:hAnsi="Courier New" w:cs="Courier New"/>
-          <w:sz w:val="20"/>
-          <w:szCs w:val="20"/>
-          <w:lang w:val="en-US"/>
-        </w:rPr>
-        <w:t xml:space="preserve"> 19:         </w:t>
-      </w:r>
-      <w:proofErr w:type="spellStart"/>
+        </w:rPr>
+      </w:pPr>
+      <w:r>
+        <w:rPr>
+          <w:rFonts w:ascii="Courier New" w:hAnsi="Courier New" w:cs="Courier New"/>
+          <w:sz w:val="20"/>
+          <w:szCs w:val="20"/>
+          <w:lang w:val="en-US"/>
+        </w:rPr>
+        <w:t xml:space="preserve"> </w:t>
+      </w:r>
       <w:proofErr w:type="gramStart"/>
       <w:r>
         <w:rPr>
           <w:rFonts w:ascii="Courier New" w:hAnsi="Courier New" w:cs="Courier New"/>
           <w:sz w:val="20"/>
           <w:szCs w:val="20"/>
-          <w:lang w:val="en-US"/>
-        </w:rPr>
-        <w:t>try:Accuracy</w:t>
-      </w:r>
-      <w:proofErr w:type="spellEnd"/>
+        </w:rPr>
+        <w:t xml:space="preserve">17:   </w:t>
+      </w:r>
       <w:proofErr w:type="gramEnd"/>
       <w:r>
         <w:rPr>
           <w:rFonts w:ascii="Courier New" w:hAnsi="Courier New" w:cs="Courier New"/>
           <w:sz w:val="20"/>
           <w:szCs w:val="20"/>
-          <w:lang w:val="en-US"/>
-        </w:rPr>
-        <w:t xml:space="preserve"> = </w:t>
+        </w:rPr>
+        <w:t xml:space="preserve">      </w:t>
       </w:r>
       <w:proofErr w:type="gramStart"/>
       <w:r>
@@ -1378,7 +1360,15 @@
           <w:szCs w:val="20"/>
           <w:lang w:val="en-US"/>
         </w:rPr>
-        <w:t>int(</w:t>
+        <w:t>print</w:t>
+      </w:r>
+      <w:r>
+        <w:rPr>
+          <w:rFonts w:ascii="Courier New" w:hAnsi="Courier New" w:cs="Courier New"/>
+          <w:sz w:val="20"/>
+          <w:szCs w:val="20"/>
+        </w:rPr>
+        <w:t>(</w:t>
       </w:r>
       <w:proofErr w:type="gramEnd"/>
       <w:r>
@@ -1388,7 +1378,112 @@
           <w:szCs w:val="20"/>
           <w:lang w:val="en-US"/>
         </w:rPr>
-        <w:t>Accuracy)</w:t>
+        <w:t>f</w:t>
+      </w:r>
+      <w:r>
+        <w:rPr>
+          <w:rFonts w:ascii="Courier New" w:hAnsi="Courier New" w:cs="Courier New"/>
+          <w:sz w:val="20"/>
+          <w:szCs w:val="20"/>
+        </w:rPr>
+        <w:t>"</w:t>
+      </w:r>
+      <w:r>
+        <w:rPr>
+          <w:rFonts w:ascii="Courier New" w:hAnsi="Courier New" w:cs="Courier New"/>
+          <w:sz w:val="20"/>
+          <w:szCs w:val="20"/>
+        </w:rPr>
+        <w:t>Ошибка</w:t>
+      </w:r>
+      <w:r>
+        <w:rPr>
+          <w:rFonts w:ascii="Courier New" w:hAnsi="Courier New" w:cs="Courier New"/>
+          <w:sz w:val="20"/>
+          <w:szCs w:val="20"/>
+        </w:rPr>
+        <w:t xml:space="preserve"> </w:t>
+      </w:r>
+      <w:r>
+        <w:rPr>
+          <w:rFonts w:ascii="Courier New" w:hAnsi="Courier New" w:cs="Courier New"/>
+          <w:sz w:val="20"/>
+          <w:szCs w:val="20"/>
+        </w:rPr>
+        <w:t>ввода</w:t>
+      </w:r>
+      <w:r>
+        <w:rPr>
+          <w:rFonts w:ascii="Courier New" w:hAnsi="Courier New" w:cs="Courier New"/>
+          <w:sz w:val="20"/>
+          <w:szCs w:val="20"/>
+        </w:rPr>
+        <w:t>: {</w:t>
+      </w:r>
+      <w:r>
+        <w:rPr>
+          <w:rFonts w:ascii="Courier New" w:hAnsi="Courier New" w:cs="Courier New"/>
+          <w:sz w:val="20"/>
+          <w:szCs w:val="20"/>
+          <w:lang w:val="en-US"/>
+        </w:rPr>
+        <w:t>Accuracy</w:t>
+      </w:r>
+      <w:r>
+        <w:rPr>
+          <w:rFonts w:ascii="Courier New" w:hAnsi="Courier New" w:cs="Courier New"/>
+          <w:sz w:val="20"/>
+          <w:szCs w:val="20"/>
+        </w:rPr>
+        <w:t xml:space="preserve">} </w:t>
+      </w:r>
+      <w:r>
+        <w:rPr>
+          <w:rFonts w:ascii="Courier New" w:hAnsi="Courier New" w:cs="Courier New"/>
+          <w:sz w:val="20"/>
+          <w:szCs w:val="20"/>
+        </w:rPr>
+        <w:t>не</w:t>
+      </w:r>
+      <w:r>
+        <w:rPr>
+          <w:rFonts w:ascii="Courier New" w:hAnsi="Courier New" w:cs="Courier New"/>
+          <w:sz w:val="20"/>
+          <w:szCs w:val="20"/>
+        </w:rPr>
+        <w:t xml:space="preserve"> </w:t>
+      </w:r>
+      <w:r>
+        <w:rPr>
+          <w:rFonts w:ascii="Courier New" w:hAnsi="Courier New" w:cs="Courier New"/>
+          <w:sz w:val="20"/>
+          <w:szCs w:val="20"/>
+        </w:rPr>
+        <w:t>является</w:t>
+      </w:r>
+      <w:r>
+        <w:rPr>
+          <w:rFonts w:ascii="Courier New" w:hAnsi="Courier New" w:cs="Courier New"/>
+          <w:sz w:val="20"/>
+          <w:szCs w:val="20"/>
+        </w:rPr>
+        <w:t xml:space="preserve"> </w:t>
+      </w:r>
+      <w:r>
+        <w:rPr>
+          <w:rFonts w:ascii="Courier New" w:hAnsi="Courier New" w:cs="Courier New"/>
+          <w:sz w:val="20"/>
+          <w:szCs w:val="20"/>
+        </w:rPr>
+        <w:t>числом</w:t>
+      </w:r>
+      <w:r>
+        <w:rPr>
+          <w:rFonts w:ascii="Courier New" w:hAnsi="Courier New" w:cs="Courier New"/>
+          <w:sz w:val="20"/>
+          <w:szCs w:val="20"/>
+        </w:rPr>
+        <w:t>")</w:t>
       </w:r>
     </w:p>
     <w:p>
@@ -1412,9 +1507,17 @@
           <w:rFonts w:ascii="Courier New" w:hAnsi="Courier New" w:cs="Courier New"/>
           <w:sz w:val="20"/>
           <w:szCs w:val="20"/>
-          <w:lang w:val="en-US"/>
-        </w:rPr>
-        <w:t xml:space="preserve"> 20:         except </w:t>
+        </w:rPr>
+        <w:t xml:space="preserve"> </w:t>
+      </w:r>
+      <w:r>
+        <w:rPr>
+          <w:rFonts w:ascii="Courier New" w:hAnsi="Courier New" w:cs="Courier New"/>
+          <w:sz w:val="20"/>
+          <w:szCs w:val="20"/>
+          <w:lang w:val="en-US"/>
+        </w:rPr>
+        <w:t xml:space="preserve">18: a, </w:t>
       </w:r>
       <w:proofErr w:type="spellStart"/>
       <w:r>
@@ -1424,7 +1527,7 @@
           <w:szCs w:val="20"/>
           <w:lang w:val="en-US"/>
         </w:rPr>
-        <w:t>ValueError</w:t>
+        <w:t>Xn</w:t>
       </w:r>
       <w:proofErr w:type="spellEnd"/>
       <w:r>
@@ -1434,7 +1537,27 @@
           <w:szCs w:val="20"/>
           <w:lang w:val="en-US"/>
         </w:rPr>
-        <w:t>:</w:t>
+        <w:t xml:space="preserve">, </w:t>
+      </w:r>
+      <w:proofErr w:type="spellStart"/>
+      <w:r>
+        <w:rPr>
+          <w:rFonts w:ascii="Courier New" w:hAnsi="Courier New" w:cs="Courier New"/>
+          <w:sz w:val="20"/>
+          <w:szCs w:val="20"/>
+          <w:lang w:val="en-US"/>
+        </w:rPr>
+        <w:t>Xk</w:t>
+      </w:r>
+      <w:proofErr w:type="spellEnd"/>
+      <w:r>
+        <w:rPr>
+          <w:rFonts w:ascii="Courier New" w:hAnsi="Courier New" w:cs="Courier New"/>
+          <w:sz w:val="20"/>
+          <w:szCs w:val="20"/>
+          <w:lang w:val="en-US"/>
+        </w:rPr>
+        <w:t>, dx = 5.27, 1, 10, 1</w:t>
       </w:r>
     </w:p>
     <w:p>
@@ -1460,7 +1583,87 @@
           <w:szCs w:val="20"/>
           <w:lang w:val="en-US"/>
         </w:rPr>
-        <w:t xml:space="preserve"> 21:             Accuracy = None</w:t>
+        <w:t xml:space="preserve"> 19: </w:t>
+      </w:r>
+      <w:proofErr w:type="spellStart"/>
+      <w:r>
+        <w:rPr>
+          <w:rFonts w:ascii="Courier New" w:hAnsi="Courier New" w:cs="Courier New"/>
+          <w:sz w:val="20"/>
+          <w:szCs w:val="20"/>
+          <w:lang w:val="en-US"/>
+        </w:rPr>
+        <w:t>N_Values</w:t>
+      </w:r>
+      <w:proofErr w:type="spellEnd"/>
+      <w:r>
+        <w:rPr>
+          <w:rFonts w:ascii="Courier New" w:hAnsi="Courier New" w:cs="Courier New"/>
+          <w:sz w:val="20"/>
+          <w:szCs w:val="20"/>
+          <w:lang w:val="en-US"/>
+        </w:rPr>
+        <w:t xml:space="preserve"> = </w:t>
+      </w:r>
+      <w:proofErr w:type="gramStart"/>
+      <w:r>
+        <w:rPr>
+          <w:rFonts w:ascii="Courier New" w:hAnsi="Courier New" w:cs="Courier New"/>
+          <w:sz w:val="20"/>
+          <w:szCs w:val="20"/>
+          <w:lang w:val="en-US"/>
+        </w:rPr>
+        <w:t>int(</w:t>
+      </w:r>
+      <w:proofErr w:type="gramEnd"/>
+      <w:r>
+        <w:rPr>
+          <w:rFonts w:ascii="Courier New" w:hAnsi="Courier New" w:cs="Courier New"/>
+          <w:sz w:val="20"/>
+          <w:szCs w:val="20"/>
+          <w:lang w:val="en-US"/>
+        </w:rPr>
+        <w:t>(</w:t>
+      </w:r>
+      <w:proofErr w:type="spellStart"/>
+      <w:r>
+        <w:rPr>
+          <w:rFonts w:ascii="Courier New" w:hAnsi="Courier New" w:cs="Courier New"/>
+          <w:sz w:val="20"/>
+          <w:szCs w:val="20"/>
+          <w:lang w:val="en-US"/>
+        </w:rPr>
+        <w:t>Xk</w:t>
+      </w:r>
+      <w:proofErr w:type="spellEnd"/>
+      <w:r>
+        <w:rPr>
+          <w:rFonts w:ascii="Courier New" w:hAnsi="Courier New" w:cs="Courier New"/>
+          <w:sz w:val="20"/>
+          <w:szCs w:val="20"/>
+          <w:lang w:val="en-US"/>
+        </w:rPr>
+        <w:t xml:space="preserve"> - </w:t>
+      </w:r>
+      <w:proofErr w:type="spellStart"/>
+      <w:r>
+        <w:rPr>
+          <w:rFonts w:ascii="Courier New" w:hAnsi="Courier New" w:cs="Courier New"/>
+          <w:sz w:val="20"/>
+          <w:szCs w:val="20"/>
+          <w:lang w:val="en-US"/>
+        </w:rPr>
+        <w:t>Xn</w:t>
+      </w:r>
+      <w:proofErr w:type="spellEnd"/>
+      <w:r>
+        <w:rPr>
+          <w:rFonts w:ascii="Courier New" w:hAnsi="Courier New" w:cs="Courier New"/>
+          <w:sz w:val="20"/>
+          <w:szCs w:val="20"/>
+          <w:lang w:val="en-US"/>
+        </w:rPr>
+        <w:t>) / dx) + 1</w:t>
       </w:r>
     </w:p>
     <w:p>
@@ -1486,7 +1689,7 @@
           <w:szCs w:val="20"/>
           <w:lang w:val="en-US"/>
         </w:rPr>
-        <w:t xml:space="preserve"> 22:             print(f"{Accuracy} - </w:t>
+        <w:t xml:space="preserve"> 20: </w:t>
       </w:r>
       <w:proofErr w:type="spellStart"/>
       <w:r>
@@ -1496,7 +1699,7 @@
           <w:szCs w:val="20"/>
           <w:lang w:val="en-US"/>
         </w:rPr>
-        <w:t>Не</w:t>
+        <w:t>X_Values</w:t>
       </w:r>
       <w:proofErr w:type="spellEnd"/>
       <w:r>
@@ -1506,27 +1709,89 @@
           <w:szCs w:val="20"/>
           <w:lang w:val="en-US"/>
         </w:rPr>
-        <w:t xml:space="preserve"> </w:t>
+        <w:t xml:space="preserve"> = </w:t>
       </w:r>
       <w:proofErr w:type="spellStart"/>
-      <w:r>
-        <w:rPr>
-          <w:rFonts w:ascii="Courier New" w:hAnsi="Courier New" w:cs="Courier New"/>
-          <w:sz w:val="20"/>
-          <w:szCs w:val="20"/>
-          <w:lang w:val="en-US"/>
-        </w:rPr>
-        <w:t>число</w:t>
+      <w:proofErr w:type="gramStart"/>
+      <w:r>
+        <w:rPr>
+          <w:rFonts w:ascii="Courier New" w:hAnsi="Courier New" w:cs="Courier New"/>
+          <w:sz w:val="20"/>
+          <w:szCs w:val="20"/>
+          <w:lang w:val="en-US"/>
+        </w:rPr>
+        <w:t>np.linspace</w:t>
       </w:r>
       <w:proofErr w:type="spellEnd"/>
-      <w:r>
-        <w:rPr>
-          <w:rFonts w:ascii="Courier New" w:hAnsi="Courier New" w:cs="Courier New"/>
-          <w:sz w:val="20"/>
-          <w:szCs w:val="20"/>
-          <w:lang w:val="en-US"/>
-        </w:rPr>
-        <w:t>")</w:t>
+      <w:proofErr w:type="gramEnd"/>
+      <w:r>
+        <w:rPr>
+          <w:rFonts w:ascii="Courier New" w:hAnsi="Courier New" w:cs="Courier New"/>
+          <w:sz w:val="20"/>
+          <w:szCs w:val="20"/>
+          <w:lang w:val="en-US"/>
+        </w:rPr>
+        <w:t>(</w:t>
+      </w:r>
+      <w:proofErr w:type="spellStart"/>
+      <w:r>
+        <w:rPr>
+          <w:rFonts w:ascii="Courier New" w:hAnsi="Courier New" w:cs="Courier New"/>
+          <w:sz w:val="20"/>
+          <w:szCs w:val="20"/>
+          <w:lang w:val="en-US"/>
+        </w:rPr>
+        <w:t>Xn</w:t>
+      </w:r>
+      <w:proofErr w:type="spellEnd"/>
+      <w:r>
+        <w:rPr>
+          <w:rFonts w:ascii="Courier New" w:hAnsi="Courier New" w:cs="Courier New"/>
+          <w:sz w:val="20"/>
+          <w:szCs w:val="20"/>
+          <w:lang w:val="en-US"/>
+        </w:rPr>
+        <w:t xml:space="preserve">, </w:t>
+      </w:r>
+      <w:proofErr w:type="spellStart"/>
+      <w:r>
+        <w:rPr>
+          <w:rFonts w:ascii="Courier New" w:hAnsi="Courier New" w:cs="Courier New"/>
+          <w:sz w:val="20"/>
+          <w:szCs w:val="20"/>
+          <w:lang w:val="en-US"/>
+        </w:rPr>
+        <w:t>Xk</w:t>
+      </w:r>
+      <w:proofErr w:type="spellEnd"/>
+      <w:r>
+        <w:rPr>
+          <w:rFonts w:ascii="Courier New" w:hAnsi="Courier New" w:cs="Courier New"/>
+          <w:sz w:val="20"/>
+          <w:szCs w:val="20"/>
+          <w:lang w:val="en-US"/>
+        </w:rPr>
+        <w:t xml:space="preserve">, </w:t>
+      </w:r>
+      <w:proofErr w:type="spellStart"/>
+      <w:r>
+        <w:rPr>
+          <w:rFonts w:ascii="Courier New" w:hAnsi="Courier New" w:cs="Courier New"/>
+          <w:sz w:val="20"/>
+          <w:szCs w:val="20"/>
+          <w:lang w:val="en-US"/>
+        </w:rPr>
+        <w:t>N_Values</w:t>
+      </w:r>
+      <w:proofErr w:type="spellEnd"/>
+      <w:r>
+        <w:rPr>
+          <w:rFonts w:ascii="Courier New" w:hAnsi="Courier New" w:cs="Courier New"/>
+          <w:sz w:val="20"/>
+          <w:szCs w:val="20"/>
+          <w:lang w:val="en-US"/>
+        </w:rPr>
+        <w:t>)</w:t>
       </w:r>
     </w:p>
     <w:p>
@@ -1552,7 +1817,7 @@
           <w:szCs w:val="20"/>
           <w:lang w:val="en-US"/>
         </w:rPr>
-        <w:t xml:space="preserve"> 23: Start, Stop, Step = 1, 5, 0.5</w:t>
+        <w:t xml:space="preserve"> 21: def Z(x):</w:t>
       </w:r>
     </w:p>
     <w:p>
@@ -1578,49 +1843,7 @@
           <w:szCs w:val="20"/>
           <w:lang w:val="en-US"/>
         </w:rPr>
-        <w:t xml:space="preserve"> 24: </w:t>
-      </w:r>
-      <w:proofErr w:type="spellStart"/>
-      <w:r>
-        <w:rPr>
-          <w:rFonts w:ascii="Courier New" w:hAnsi="Courier New" w:cs="Courier New"/>
-          <w:sz w:val="20"/>
-          <w:szCs w:val="20"/>
-          <w:lang w:val="en-US"/>
-        </w:rPr>
-        <w:t>X_Values</w:t>
-      </w:r>
-      <w:proofErr w:type="spellEnd"/>
-      <w:r>
-        <w:rPr>
-          <w:rFonts w:ascii="Courier New" w:hAnsi="Courier New" w:cs="Courier New"/>
-          <w:sz w:val="20"/>
-          <w:szCs w:val="20"/>
-          <w:lang w:val="en-US"/>
-        </w:rPr>
-        <w:t xml:space="preserve"> = </w:t>
-      </w:r>
-      <w:proofErr w:type="spellStart"/>
-      <w:proofErr w:type="gramStart"/>
-      <w:r>
-        <w:rPr>
-          <w:rFonts w:ascii="Courier New" w:hAnsi="Courier New" w:cs="Courier New"/>
-          <w:sz w:val="20"/>
-          <w:szCs w:val="20"/>
-          <w:lang w:val="en-US"/>
-        </w:rPr>
-        <w:t>np.arange</w:t>
-      </w:r>
-      <w:proofErr w:type="spellEnd"/>
-      <w:proofErr w:type="gramEnd"/>
-      <w:r>
-        <w:rPr>
-          <w:rFonts w:ascii="Courier New" w:hAnsi="Courier New" w:cs="Courier New"/>
-          <w:sz w:val="20"/>
-          <w:szCs w:val="20"/>
-          <w:lang w:val="en-US"/>
-        </w:rPr>
-        <w:t>(Start, Stop + Step, Step)</w:t>
+        <w:t xml:space="preserve"> 22:     Num = (x**3 + a * x) ** (1 / 4)</w:t>
       </w:r>
     </w:p>
     <w:p>
@@ -1646,47 +1869,7 @@
           <w:szCs w:val="20"/>
           <w:lang w:val="en-US"/>
         </w:rPr>
-        <w:t xml:space="preserve"> 25: def F(x): return </w:t>
-      </w:r>
-      <w:proofErr w:type="spellStart"/>
-      <w:r>
-        <w:rPr>
-          <w:rFonts w:ascii="Courier New" w:hAnsi="Courier New" w:cs="Courier New"/>
-          <w:sz w:val="20"/>
-          <w:szCs w:val="20"/>
-          <w:lang w:val="en-US"/>
-        </w:rPr>
-        <w:t>m.sin</w:t>
-      </w:r>
-      <w:proofErr w:type="spellEnd"/>
-      <w:r>
-        <w:rPr>
-          <w:rFonts w:ascii="Courier New" w:hAnsi="Courier New" w:cs="Courier New"/>
-          <w:sz w:val="20"/>
-          <w:szCs w:val="20"/>
-          <w:lang w:val="en-US"/>
-        </w:rPr>
-        <w:t xml:space="preserve">(x) ** 2 + 1 / </w:t>
-      </w:r>
-      <w:proofErr w:type="spellStart"/>
-      <w:r>
-        <w:rPr>
-          <w:rFonts w:ascii="Courier New" w:hAnsi="Courier New" w:cs="Courier New"/>
-          <w:sz w:val="20"/>
-          <w:szCs w:val="20"/>
-          <w:lang w:val="en-US"/>
-        </w:rPr>
-        <w:t>m.tan</w:t>
-      </w:r>
-      <w:proofErr w:type="spellEnd"/>
-      <w:r>
-        <w:rPr>
-          <w:rFonts w:ascii="Courier New" w:hAnsi="Courier New" w:cs="Courier New"/>
-          <w:sz w:val="20"/>
-          <w:szCs w:val="20"/>
-          <w:lang w:val="en-US"/>
-        </w:rPr>
-        <w:t>(x)</w:t>
+        <w:t xml:space="preserve"> 23:     Den = (a**7 + x ** (1 / 2)) ** (1 / 2)</w:t>
       </w:r>
     </w:p>
     <w:p>
@@ -1712,49 +1895,7 @@
           <w:szCs w:val="20"/>
           <w:lang w:val="en-US"/>
         </w:rPr>
-        <w:t xml:space="preserve"> 26: </w:t>
-      </w:r>
-      <w:proofErr w:type="spellStart"/>
-      <w:r>
-        <w:rPr>
-          <w:rFonts w:ascii="Courier New" w:hAnsi="Courier New" w:cs="Courier New"/>
-          <w:sz w:val="20"/>
-          <w:szCs w:val="20"/>
-          <w:lang w:val="en-US"/>
-        </w:rPr>
-        <w:t>Fx</w:t>
-      </w:r>
-      <w:proofErr w:type="spellEnd"/>
-      <w:r>
-        <w:rPr>
-          <w:rFonts w:ascii="Courier New" w:hAnsi="Courier New" w:cs="Courier New"/>
-          <w:sz w:val="20"/>
-          <w:szCs w:val="20"/>
-          <w:lang w:val="en-US"/>
-        </w:rPr>
-        <w:t xml:space="preserve"> = </w:t>
-      </w:r>
-      <w:proofErr w:type="spellStart"/>
-      <w:proofErr w:type="gramStart"/>
-      <w:r>
-        <w:rPr>
-          <w:rFonts w:ascii="Courier New" w:hAnsi="Courier New" w:cs="Courier New"/>
-          <w:sz w:val="20"/>
-          <w:szCs w:val="20"/>
-          <w:lang w:val="en-US"/>
-        </w:rPr>
-        <w:t>np.vectorize</w:t>
-      </w:r>
-      <w:proofErr w:type="spellEnd"/>
-      <w:proofErr w:type="gramEnd"/>
-      <w:r>
-        <w:rPr>
-          <w:rFonts w:ascii="Courier New" w:hAnsi="Courier New" w:cs="Courier New"/>
-          <w:sz w:val="20"/>
-          <w:szCs w:val="20"/>
-          <w:lang w:val="en-US"/>
-        </w:rPr>
-        <w:t>(F)</w:t>
+        <w:t xml:space="preserve"> 24:     return Num / Den</w:t>
       </w:r>
     </w:p>
     <w:p>
@@ -1780,67 +1921,29 @@
           <w:szCs w:val="20"/>
           <w:lang w:val="en-US"/>
         </w:rPr>
-        <w:t xml:space="preserve"> 27: </w:t>
+        <w:t xml:space="preserve"> 25: z = </w:t>
       </w:r>
       <w:proofErr w:type="spellStart"/>
-      <w:r>
-        <w:rPr>
-          <w:rFonts w:ascii="Courier New" w:hAnsi="Courier New" w:cs="Courier New"/>
-          <w:sz w:val="20"/>
-          <w:szCs w:val="20"/>
-          <w:lang w:val="en-US"/>
-        </w:rPr>
-        <w:t>F_Values</w:t>
+      <w:proofErr w:type="gramStart"/>
+      <w:r>
+        <w:rPr>
+          <w:rFonts w:ascii="Courier New" w:hAnsi="Courier New" w:cs="Courier New"/>
+          <w:sz w:val="20"/>
+          <w:szCs w:val="20"/>
+          <w:lang w:val="en-US"/>
+        </w:rPr>
+        <w:t>np.vectorize</w:t>
       </w:r>
       <w:proofErr w:type="spellEnd"/>
-      <w:r>
-        <w:rPr>
-          <w:rFonts w:ascii="Courier New" w:hAnsi="Courier New" w:cs="Courier New"/>
-          <w:sz w:val="20"/>
-          <w:szCs w:val="20"/>
-          <w:lang w:val="en-US"/>
-        </w:rPr>
-        <w:t xml:space="preserve"> = </w:t>
-      </w:r>
-      <w:proofErr w:type="spellStart"/>
-      <w:r>
-        <w:rPr>
-          <w:rFonts w:ascii="Courier New" w:hAnsi="Courier New" w:cs="Courier New"/>
-          <w:sz w:val="20"/>
-          <w:szCs w:val="20"/>
-          <w:lang w:val="en-US"/>
-        </w:rPr>
-        <w:t>Fx</w:t>
-      </w:r>
-      <w:proofErr w:type="spellEnd"/>
-      <w:r>
-        <w:rPr>
-          <w:rFonts w:ascii="Courier New" w:hAnsi="Courier New" w:cs="Courier New"/>
-          <w:sz w:val="20"/>
-          <w:szCs w:val="20"/>
-          <w:lang w:val="en-US"/>
-        </w:rPr>
-        <w:t>(</w:t>
-      </w:r>
-      <w:proofErr w:type="spellStart"/>
-      <w:r>
-        <w:rPr>
-          <w:rFonts w:ascii="Courier New" w:hAnsi="Courier New" w:cs="Courier New"/>
-          <w:sz w:val="20"/>
-          <w:szCs w:val="20"/>
-          <w:lang w:val="en-US"/>
-        </w:rPr>
-        <w:t>X_Values</w:t>
-      </w:r>
-      <w:proofErr w:type="spellEnd"/>
-      <w:r>
-        <w:rPr>
-          <w:rFonts w:ascii="Courier New" w:hAnsi="Courier New" w:cs="Courier New"/>
-          <w:sz w:val="20"/>
-          <w:szCs w:val="20"/>
-          <w:lang w:val="en-US"/>
-        </w:rPr>
-        <w:t>)</w:t>
+      <w:proofErr w:type="gramEnd"/>
+      <w:r>
+        <w:rPr>
+          <w:rFonts w:ascii="Courier New" w:hAnsi="Courier New" w:cs="Courier New"/>
+          <w:sz w:val="20"/>
+          <w:szCs w:val="20"/>
+          <w:lang w:val="en-US"/>
+        </w:rPr>
+        <w:t>(Z)</w:t>
       </w:r>
     </w:p>
     <w:p>
@@ -1866,29 +1969,27 @@
           <w:szCs w:val="20"/>
           <w:lang w:val="en-US"/>
         </w:rPr>
-        <w:t xml:space="preserve"> 28: Table = </w:t>
+        <w:t xml:space="preserve"> 26: </w:t>
       </w:r>
       <w:proofErr w:type="spellStart"/>
-      <w:proofErr w:type="gramStart"/>
-      <w:r>
-        <w:rPr>
-          <w:rFonts w:ascii="Courier New" w:hAnsi="Courier New" w:cs="Courier New"/>
-          <w:sz w:val="20"/>
-          <w:szCs w:val="20"/>
-          <w:lang w:val="en-US"/>
-        </w:rPr>
-        <w:t>pd.DataFrame</w:t>
+      <w:r>
+        <w:rPr>
+          <w:rFonts w:ascii="Courier New" w:hAnsi="Courier New" w:cs="Courier New"/>
+          <w:sz w:val="20"/>
+          <w:szCs w:val="20"/>
+          <w:lang w:val="en-US"/>
+        </w:rPr>
+        <w:t>Z_Values</w:t>
       </w:r>
       <w:proofErr w:type="spellEnd"/>
-      <w:proofErr w:type="gramEnd"/>
-      <w:r>
-        <w:rPr>
-          <w:rFonts w:ascii="Courier New" w:hAnsi="Courier New" w:cs="Courier New"/>
-          <w:sz w:val="20"/>
-          <w:szCs w:val="20"/>
-          <w:lang w:val="en-US"/>
-        </w:rPr>
-        <w:t xml:space="preserve">({"x": </w:t>
+      <w:r>
+        <w:rPr>
+          <w:rFonts w:ascii="Courier New" w:hAnsi="Courier New" w:cs="Courier New"/>
+          <w:sz w:val="20"/>
+          <w:szCs w:val="20"/>
+          <w:lang w:val="en-US"/>
+        </w:rPr>
+        <w:t xml:space="preserve"> = z(</w:t>
       </w:r>
       <w:proofErr w:type="spellStart"/>
       <w:r>
@@ -1908,67 +2009,7 @@
           <w:szCs w:val="20"/>
           <w:lang w:val="en-US"/>
         </w:rPr>
-        <w:t>, "F(</w:t>
-      </w:r>
-      <w:r>
-        <w:rPr>
-          <w:rFonts w:ascii="Courier New" w:hAnsi="Courier New" w:cs="Courier New"/>
-          <w:sz w:val="20"/>
-          <w:szCs w:val="20"/>
-          <w:lang w:val="en-US"/>
-        </w:rPr>
-        <w:t>x</w:t>
-      </w:r>
-      <w:r>
-        <w:rPr>
-          <w:rFonts w:ascii="Courier New" w:hAnsi="Courier New" w:cs="Courier New"/>
-          <w:sz w:val="20"/>
-          <w:szCs w:val="20"/>
-          <w:lang w:val="en-US"/>
-        </w:rPr>
-        <w:t xml:space="preserve">)": </w:t>
-      </w:r>
-      <w:proofErr w:type="spellStart"/>
-      <w:proofErr w:type="gramStart"/>
-      <w:r>
-        <w:rPr>
-          <w:rFonts w:ascii="Courier New" w:hAnsi="Courier New" w:cs="Courier New"/>
-          <w:sz w:val="20"/>
-          <w:szCs w:val="20"/>
-          <w:lang w:val="en-US"/>
-        </w:rPr>
-        <w:t>np.around</w:t>
-      </w:r>
-      <w:proofErr w:type="spellEnd"/>
-      <w:proofErr w:type="gramEnd"/>
-      <w:r>
-        <w:rPr>
-          <w:rFonts w:ascii="Courier New" w:hAnsi="Courier New" w:cs="Courier New"/>
-          <w:sz w:val="20"/>
-          <w:szCs w:val="20"/>
-          <w:lang w:val="en-US"/>
-        </w:rPr>
-        <w:t>(</w:t>
-      </w:r>
-      <w:proofErr w:type="spellStart"/>
-      <w:r>
-        <w:rPr>
-          <w:rFonts w:ascii="Courier New" w:hAnsi="Courier New" w:cs="Courier New"/>
-          <w:sz w:val="20"/>
-          <w:szCs w:val="20"/>
-          <w:lang w:val="en-US"/>
-        </w:rPr>
-        <w:t>F_Values</w:t>
-      </w:r>
-      <w:proofErr w:type="spellEnd"/>
-      <w:r>
-        <w:rPr>
-          <w:rFonts w:ascii="Courier New" w:hAnsi="Courier New" w:cs="Courier New"/>
-          <w:sz w:val="20"/>
-          <w:szCs w:val="20"/>
-          <w:lang w:val="en-US"/>
-        </w:rPr>
-        <w:t>, Accuracy)})</w:t>
+        <w:t>)</w:t>
       </w:r>
     </w:p>
     <w:p>
@@ -1994,8 +2035,29 @@
           <w:szCs w:val="20"/>
           <w:lang w:val="en-US"/>
         </w:rPr>
-        <w:t xml:space="preserve"> 29: </w:t>
-      </w:r>
+        <w:t xml:space="preserve"> 27: </w:t>
+      </w:r>
+      <w:proofErr w:type="spellStart"/>
+      <w:r>
+        <w:rPr>
+          <w:rFonts w:ascii="Courier New" w:hAnsi="Courier New" w:cs="Courier New"/>
+          <w:sz w:val="20"/>
+          <w:szCs w:val="20"/>
+          <w:lang w:val="en-US"/>
+        </w:rPr>
+        <w:t>Z_Mean</w:t>
+      </w:r>
+      <w:proofErr w:type="spellEnd"/>
+      <w:r>
+        <w:rPr>
+          <w:rFonts w:ascii="Courier New" w:hAnsi="Courier New" w:cs="Courier New"/>
+          <w:sz w:val="20"/>
+          <w:szCs w:val="20"/>
+          <w:lang w:val="en-US"/>
+        </w:rPr>
+        <w:t xml:space="preserve"> = </w:t>
+      </w:r>
+      <w:proofErr w:type="spellStart"/>
       <w:proofErr w:type="gramStart"/>
       <w:r>
         <w:rPr>
@@ -2004,8 +2066,9 @@
           <w:szCs w:val="20"/>
           <w:lang w:val="en-US"/>
         </w:rPr>
-        <w:t>print(</w:t>
-      </w:r>
+        <w:t>np.around</w:t>
+      </w:r>
+      <w:proofErr w:type="spellEnd"/>
       <w:proofErr w:type="gramEnd"/>
       <w:r>
         <w:rPr>
@@ -2014,7 +2077,49 @@
           <w:szCs w:val="20"/>
           <w:lang w:val="en-US"/>
         </w:rPr>
-        <w:t>Table)</w:t>
+        <w:t>(</w:t>
+      </w:r>
+      <w:proofErr w:type="spellStart"/>
+      <w:proofErr w:type="gramStart"/>
+      <w:r>
+        <w:rPr>
+          <w:rFonts w:ascii="Courier New" w:hAnsi="Courier New" w:cs="Courier New"/>
+          <w:sz w:val="20"/>
+          <w:szCs w:val="20"/>
+          <w:lang w:val="en-US"/>
+        </w:rPr>
+        <w:t>np.mean</w:t>
+      </w:r>
+      <w:proofErr w:type="spellEnd"/>
+      <w:proofErr w:type="gramEnd"/>
+      <w:r>
+        <w:rPr>
+          <w:rFonts w:ascii="Courier New" w:hAnsi="Courier New" w:cs="Courier New"/>
+          <w:sz w:val="20"/>
+          <w:szCs w:val="20"/>
+          <w:lang w:val="en-US"/>
+        </w:rPr>
+        <w:t>(</w:t>
+      </w:r>
+      <w:proofErr w:type="spellStart"/>
+      <w:r>
+        <w:rPr>
+          <w:rFonts w:ascii="Courier New" w:hAnsi="Courier New" w:cs="Courier New"/>
+          <w:sz w:val="20"/>
+          <w:szCs w:val="20"/>
+          <w:lang w:val="en-US"/>
+        </w:rPr>
+        <w:t>Z_Values</w:t>
+      </w:r>
+      <w:proofErr w:type="spellEnd"/>
+      <w:r>
+        <w:rPr>
+          <w:rFonts w:ascii="Courier New" w:hAnsi="Courier New" w:cs="Courier New"/>
+          <w:sz w:val="20"/>
+          <w:szCs w:val="20"/>
+          <w:lang w:val="en-US"/>
+        </w:rPr>
+        <w:t>), Accuracy)</w:t>
       </w:r>
     </w:p>
     <w:p>
@@ -2040,8 +2145,49 @@
           <w:szCs w:val="20"/>
           <w:lang w:val="en-US"/>
         </w:rPr>
-        <w:t xml:space="preserve"> 30: </w:t>
-      </w:r>
+        <w:t xml:space="preserve"> 28: </w:t>
+      </w:r>
+      <w:proofErr w:type="spellStart"/>
+      <w:r>
+        <w:rPr>
+          <w:rFonts w:ascii="Courier New" w:hAnsi="Courier New" w:cs="Courier New"/>
+          <w:sz w:val="20"/>
+          <w:szCs w:val="20"/>
+          <w:lang w:val="en-US"/>
+        </w:rPr>
+        <w:t>RoundedX</w:t>
+      </w:r>
+      <w:proofErr w:type="spellEnd"/>
+      <w:r>
+        <w:rPr>
+          <w:rFonts w:ascii="Courier New" w:hAnsi="Courier New" w:cs="Courier New"/>
+          <w:sz w:val="20"/>
+          <w:szCs w:val="20"/>
+          <w:lang w:val="en-US"/>
+        </w:rPr>
+        <w:t xml:space="preserve">, </w:t>
+      </w:r>
+      <w:proofErr w:type="spellStart"/>
+      <w:r>
+        <w:rPr>
+          <w:rFonts w:ascii="Courier New" w:hAnsi="Courier New" w:cs="Courier New"/>
+          <w:sz w:val="20"/>
+          <w:szCs w:val="20"/>
+          <w:lang w:val="en-US"/>
+        </w:rPr>
+        <w:t>RoundedZ</w:t>
+      </w:r>
+      <w:proofErr w:type="spellEnd"/>
+      <w:r>
+        <w:rPr>
+          <w:rFonts w:ascii="Courier New" w:hAnsi="Courier New" w:cs="Courier New"/>
+          <w:sz w:val="20"/>
+          <w:szCs w:val="20"/>
+          <w:lang w:val="en-US"/>
+        </w:rPr>
+        <w:t xml:space="preserve"> = </w:t>
+      </w:r>
+      <w:proofErr w:type="spellStart"/>
       <w:proofErr w:type="gramStart"/>
       <w:r>
         <w:rPr>
@@ -2050,8 +2196,9 @@
           <w:szCs w:val="20"/>
           <w:lang w:val="en-US"/>
         </w:rPr>
-        <w:t>input(</w:t>
-      </w:r>
+        <w:t>np.around</w:t>
+      </w:r>
+      <w:proofErr w:type="spellEnd"/>
       <w:proofErr w:type="gramEnd"/>
       <w:r>
         <w:rPr>
@@ -2060,7 +2207,7 @@
           <w:szCs w:val="20"/>
           <w:lang w:val="en-US"/>
         </w:rPr>
-        <w:t>"</w:t>
+        <w:t>(</w:t>
       </w:r>
       <w:proofErr w:type="spellStart"/>
       <w:r>
@@ -2070,7 +2217,7 @@
           <w:szCs w:val="20"/>
           <w:lang w:val="en-US"/>
         </w:rPr>
-        <w:t>Нажмите</w:t>
+        <w:t>X_Values</w:t>
       </w:r>
       <w:proofErr w:type="spellEnd"/>
       <w:r>
@@ -2080,27 +2227,29 @@
           <w:szCs w:val="20"/>
           <w:lang w:val="en-US"/>
         </w:rPr>
-        <w:t xml:space="preserve"> ENTER, </w:t>
+        <w:t xml:space="preserve">, Accuracy), </w:t>
       </w:r>
       <w:proofErr w:type="spellStart"/>
-      <w:r>
-        <w:rPr>
-          <w:rFonts w:ascii="Courier New" w:hAnsi="Courier New" w:cs="Courier New"/>
-          <w:sz w:val="20"/>
-          <w:szCs w:val="20"/>
-          <w:lang w:val="en-US"/>
-        </w:rPr>
-        <w:t>чтобы</w:t>
+      <w:proofErr w:type="gramStart"/>
+      <w:r>
+        <w:rPr>
+          <w:rFonts w:ascii="Courier New" w:hAnsi="Courier New" w:cs="Courier New"/>
+          <w:sz w:val="20"/>
+          <w:szCs w:val="20"/>
+          <w:lang w:val="en-US"/>
+        </w:rPr>
+        <w:t>np.around</w:t>
       </w:r>
       <w:proofErr w:type="spellEnd"/>
-      <w:r>
-        <w:rPr>
-          <w:rFonts w:ascii="Courier New" w:hAnsi="Courier New" w:cs="Courier New"/>
-          <w:sz w:val="20"/>
-          <w:szCs w:val="20"/>
-          <w:lang w:val="en-US"/>
-        </w:rPr>
-        <w:t xml:space="preserve"> </w:t>
+      <w:proofErr w:type="gramEnd"/>
+      <w:r>
+        <w:rPr>
+          <w:rFonts w:ascii="Courier New" w:hAnsi="Courier New" w:cs="Courier New"/>
+          <w:sz w:val="20"/>
+          <w:szCs w:val="20"/>
+          <w:lang w:val="en-US"/>
+        </w:rPr>
+        <w:t>(</w:t>
       </w:r>
       <w:proofErr w:type="spellStart"/>
       <w:r>
@@ -2110,7 +2259,7 @@
           <w:szCs w:val="20"/>
           <w:lang w:val="en-US"/>
         </w:rPr>
-        <w:t>выйти</w:t>
+        <w:t>Z_Values</w:t>
       </w:r>
       <w:proofErr w:type="spellEnd"/>
       <w:r>
@@ -2120,36 +2269,349 @@
           <w:szCs w:val="20"/>
           <w:lang w:val="en-US"/>
         </w:rPr>
-        <w:t>.")</w:t>
-      </w:r>
-      <w:r>
-        <w:rPr>
-          <w:rFonts w:ascii="Times New Roman" w:hAnsi="Times New Roman" w:cs="Times New Roman"/>
-          <w:sz w:val="28"/>
-          <w:szCs w:val="28"/>
-          <w:lang w:val="en-US"/>
-        </w:rPr>
-        <w:br w:type="page"/>
+        <w:t>, Accuracy)</w:t>
       </w:r>
     </w:p>
     <w:p>
       <w:pPr>
-        <w:spacing w:line="240" w:lineRule="auto"/>
-        <w:rPr>
-          <w:rFonts w:ascii="Times New Roman" w:hAnsi="Times New Roman" w:cs="Times New Roman"/>
-        </w:rPr>
-      </w:pPr>
-      <w:r>
-        <w:rPr>
-          <w:rFonts w:ascii="Times New Roman" w:hAnsi="Times New Roman" w:cs="Times New Roman"/>
+        <w:pBdr>
+          <w:top w:val="single" w:sz="4" w:space="1" w:color="auto"/>
+          <w:left w:val="single" w:sz="4" w:space="4" w:color="auto"/>
+          <w:bottom w:val="single" w:sz="4" w:space="1" w:color="auto"/>
+          <w:right w:val="single" w:sz="4" w:space="4" w:color="auto"/>
+        </w:pBdr>
+        <w:spacing w:after="0" w:line="240" w:lineRule="auto"/>
+        <w:rPr>
+          <w:rFonts w:ascii="Courier New" w:hAnsi="Courier New" w:cs="Courier New"/>
+          <w:sz w:val="20"/>
+          <w:szCs w:val="20"/>
+          <w:lang w:val="en-US"/>
+        </w:rPr>
+      </w:pPr>
+      <w:r>
+        <w:rPr>
+          <w:rFonts w:ascii="Courier New" w:hAnsi="Courier New" w:cs="Courier New"/>
+          <w:sz w:val="20"/>
+          <w:szCs w:val="20"/>
+          <w:lang w:val="en-US"/>
         </w:rPr>
         <w:lastRenderedPageBreak/>
+        <w:t xml:space="preserve"> 29: Table = </w:t>
+      </w:r>
+      <w:proofErr w:type="spellStart"/>
+      <w:proofErr w:type="gramStart"/>
+      <w:r>
+        <w:rPr>
+          <w:rFonts w:ascii="Courier New" w:hAnsi="Courier New" w:cs="Courier New"/>
+          <w:sz w:val="20"/>
+          <w:szCs w:val="20"/>
+          <w:lang w:val="en-US"/>
+        </w:rPr>
+        <w:t>pd.DataFrame</w:t>
+      </w:r>
+      <w:proofErr w:type="spellEnd"/>
+      <w:proofErr w:type="gramEnd"/>
+      <w:r>
+        <w:rPr>
+          <w:rFonts w:ascii="Courier New" w:hAnsi="Courier New" w:cs="Courier New"/>
+          <w:sz w:val="20"/>
+          <w:szCs w:val="20"/>
+          <w:lang w:val="en-US"/>
+        </w:rPr>
+        <w:t xml:space="preserve">({"X": </w:t>
+      </w:r>
+      <w:proofErr w:type="spellStart"/>
+      <w:r>
+        <w:rPr>
+          <w:rFonts w:ascii="Courier New" w:hAnsi="Courier New" w:cs="Courier New"/>
+          <w:sz w:val="20"/>
+          <w:szCs w:val="20"/>
+          <w:lang w:val="en-US"/>
+        </w:rPr>
+        <w:t>RoundedX</w:t>
+      </w:r>
+      <w:proofErr w:type="spellEnd"/>
+      <w:r>
+        <w:rPr>
+          <w:rFonts w:ascii="Courier New" w:hAnsi="Courier New" w:cs="Courier New"/>
+          <w:sz w:val="20"/>
+          <w:szCs w:val="20"/>
+          <w:lang w:val="en-US"/>
+        </w:rPr>
+        <w:t xml:space="preserve">, "Z": </w:t>
+      </w:r>
+      <w:proofErr w:type="spellStart"/>
+      <w:r>
+        <w:rPr>
+          <w:rFonts w:ascii="Courier New" w:hAnsi="Courier New" w:cs="Courier New"/>
+          <w:sz w:val="20"/>
+          <w:szCs w:val="20"/>
+          <w:lang w:val="en-US"/>
+        </w:rPr>
+        <w:t>RoundedZ</w:t>
+      </w:r>
+      <w:proofErr w:type="spellEnd"/>
+      <w:r>
+        <w:rPr>
+          <w:rFonts w:ascii="Courier New" w:hAnsi="Courier New" w:cs="Courier New"/>
+          <w:sz w:val="20"/>
+          <w:szCs w:val="20"/>
+          <w:lang w:val="en-US"/>
+        </w:rPr>
+        <w:t>})</w:t>
+      </w:r>
+    </w:p>
+    <w:p>
+      <w:pPr>
+        <w:pBdr>
+          <w:top w:val="single" w:sz="4" w:space="1" w:color="auto"/>
+          <w:left w:val="single" w:sz="4" w:space="4" w:color="auto"/>
+          <w:bottom w:val="single" w:sz="4" w:space="1" w:color="auto"/>
+          <w:right w:val="single" w:sz="4" w:space="4" w:color="auto"/>
+        </w:pBdr>
+        <w:spacing w:after="0" w:line="240" w:lineRule="auto"/>
+        <w:rPr>
+          <w:rFonts w:ascii="Courier New" w:hAnsi="Courier New" w:cs="Courier New"/>
+          <w:sz w:val="20"/>
+          <w:szCs w:val="20"/>
+          <w:lang w:val="en-US"/>
+        </w:rPr>
+      </w:pPr>
+      <w:r>
+        <w:rPr>
+          <w:rFonts w:ascii="Courier New" w:hAnsi="Courier New" w:cs="Courier New"/>
+          <w:sz w:val="20"/>
+          <w:szCs w:val="20"/>
+          <w:lang w:val="en-US"/>
+        </w:rPr>
+        <w:t xml:space="preserve"> 30: </w:t>
+      </w:r>
+      <w:proofErr w:type="gramStart"/>
+      <w:r>
+        <w:rPr>
+          <w:rFonts w:ascii="Courier New" w:hAnsi="Courier New" w:cs="Courier New"/>
+          <w:sz w:val="20"/>
+          <w:szCs w:val="20"/>
+          <w:lang w:val="en-US"/>
+        </w:rPr>
+        <w:t>print(</w:t>
+      </w:r>
+      <w:proofErr w:type="spellStart"/>
+      <w:proofErr w:type="gramEnd"/>
+      <w:r>
+        <w:rPr>
+          <w:rFonts w:ascii="Courier New" w:hAnsi="Courier New" w:cs="Courier New"/>
+          <w:sz w:val="20"/>
+          <w:szCs w:val="20"/>
+          <w:lang w:val="en-US"/>
+        </w:rPr>
+        <w:t>f"""a</w:t>
+      </w:r>
+      <w:proofErr w:type="spellEnd"/>
+      <w:r>
+        <w:rPr>
+          <w:rFonts w:ascii="Courier New" w:hAnsi="Courier New" w:cs="Courier New"/>
+          <w:sz w:val="20"/>
+          <w:szCs w:val="20"/>
+          <w:lang w:val="en-US"/>
+        </w:rPr>
+        <w:t xml:space="preserve"> = {a}; </w:t>
+      </w:r>
+      <w:proofErr w:type="spellStart"/>
+      <w:r>
+        <w:rPr>
+          <w:rFonts w:ascii="Courier New" w:hAnsi="Courier New" w:cs="Courier New"/>
+          <w:sz w:val="20"/>
+          <w:szCs w:val="20"/>
+          <w:lang w:val="en-US"/>
+        </w:rPr>
+        <w:t>Xn</w:t>
+      </w:r>
+      <w:proofErr w:type="spellEnd"/>
+      <w:r>
+        <w:rPr>
+          <w:rFonts w:ascii="Courier New" w:hAnsi="Courier New" w:cs="Courier New"/>
+          <w:sz w:val="20"/>
+          <w:szCs w:val="20"/>
+          <w:lang w:val="en-US"/>
+        </w:rPr>
+        <w:t xml:space="preserve"> = {</w:t>
+      </w:r>
+      <w:proofErr w:type="spellStart"/>
+      <w:r>
+        <w:rPr>
+          <w:rFonts w:ascii="Courier New" w:hAnsi="Courier New" w:cs="Courier New"/>
+          <w:sz w:val="20"/>
+          <w:szCs w:val="20"/>
+          <w:lang w:val="en-US"/>
+        </w:rPr>
+        <w:t>Xn</w:t>
+      </w:r>
+      <w:proofErr w:type="spellEnd"/>
+      <w:r>
+        <w:rPr>
+          <w:rFonts w:ascii="Courier New" w:hAnsi="Courier New" w:cs="Courier New"/>
+          <w:sz w:val="20"/>
+          <w:szCs w:val="20"/>
+          <w:lang w:val="en-US"/>
+        </w:rPr>
+        <w:t xml:space="preserve">}; </w:t>
+      </w:r>
+      <w:proofErr w:type="spellStart"/>
+      <w:r>
+        <w:rPr>
+          <w:rFonts w:ascii="Courier New" w:hAnsi="Courier New" w:cs="Courier New"/>
+          <w:sz w:val="20"/>
+          <w:szCs w:val="20"/>
+          <w:lang w:val="en-US"/>
+        </w:rPr>
+        <w:t>Xk</w:t>
+      </w:r>
+      <w:proofErr w:type="spellEnd"/>
+      <w:r>
+        <w:rPr>
+          <w:rFonts w:ascii="Courier New" w:hAnsi="Courier New" w:cs="Courier New"/>
+          <w:sz w:val="20"/>
+          <w:szCs w:val="20"/>
+          <w:lang w:val="en-US"/>
+        </w:rPr>
+        <w:t xml:space="preserve"> = {</w:t>
+      </w:r>
+      <w:proofErr w:type="spellStart"/>
+      <w:r>
+        <w:rPr>
+          <w:rFonts w:ascii="Courier New" w:hAnsi="Courier New" w:cs="Courier New"/>
+          <w:sz w:val="20"/>
+          <w:szCs w:val="20"/>
+          <w:lang w:val="en-US"/>
+        </w:rPr>
+        <w:t>Xk</w:t>
+      </w:r>
+      <w:proofErr w:type="spellEnd"/>
+      <w:r>
+        <w:rPr>
+          <w:rFonts w:ascii="Courier New" w:hAnsi="Courier New" w:cs="Courier New"/>
+          <w:sz w:val="20"/>
+          <w:szCs w:val="20"/>
+          <w:lang w:val="en-US"/>
+        </w:rPr>
+        <w:t>}, dx = {dx}</w:t>
+      </w:r>
+    </w:p>
+    <w:p>
+      <w:pPr>
+        <w:pBdr>
+          <w:top w:val="single" w:sz="4" w:space="1" w:color="auto"/>
+          <w:left w:val="single" w:sz="4" w:space="4" w:color="auto"/>
+          <w:bottom w:val="single" w:sz="4" w:space="1" w:color="auto"/>
+          <w:right w:val="single" w:sz="4" w:space="4" w:color="auto"/>
+        </w:pBdr>
+        <w:spacing w:after="0" w:line="240" w:lineRule="auto"/>
+        <w:rPr>
+          <w:rFonts w:ascii="Courier New" w:hAnsi="Courier New" w:cs="Courier New"/>
+          <w:sz w:val="20"/>
+          <w:szCs w:val="20"/>
+        </w:rPr>
+      </w:pPr>
+      <w:r>
+        <w:rPr>
+          <w:rFonts w:ascii="Courier New" w:hAnsi="Courier New" w:cs="Courier New"/>
+          <w:sz w:val="20"/>
+          <w:szCs w:val="20"/>
+        </w:rPr>
+        <w:t xml:space="preserve"> </w:t>
+      </w:r>
+      <w:r>
+        <w:rPr>
+          <w:rFonts w:ascii="Courier New" w:hAnsi="Courier New" w:cs="Courier New"/>
+          <w:sz w:val="20"/>
+          <w:szCs w:val="20"/>
+        </w:rPr>
+        <w:t>31: Таблица значений: \n{</w:t>
+      </w:r>
+      <w:proofErr w:type="spellStart"/>
+      <w:r>
+        <w:rPr>
+          <w:rFonts w:ascii="Courier New" w:hAnsi="Courier New" w:cs="Courier New"/>
+          <w:sz w:val="20"/>
+          <w:szCs w:val="20"/>
+        </w:rPr>
+        <w:t>Table</w:t>
+      </w:r>
+      <w:proofErr w:type="spellEnd"/>
+      <w:r>
+        <w:rPr>
+          <w:rFonts w:ascii="Courier New" w:hAnsi="Courier New" w:cs="Courier New"/>
+          <w:sz w:val="20"/>
+          <w:szCs w:val="20"/>
+        </w:rPr>
+        <w:t>}\n</w:t>
+      </w:r>
+    </w:p>
+    <w:p>
+      <w:pPr>
+        <w:pBdr>
+          <w:top w:val="single" w:sz="4" w:space="1" w:color="auto"/>
+          <w:left w:val="single" w:sz="4" w:space="4" w:color="auto"/>
+          <w:bottom w:val="single" w:sz="4" w:space="1" w:color="auto"/>
+          <w:right w:val="single" w:sz="4" w:space="4" w:color="auto"/>
+        </w:pBdr>
+        <w:spacing w:after="120" w:line="240" w:lineRule="auto"/>
+        <w:rPr>
+          <w:rFonts w:ascii="Courier New" w:hAnsi="Courier New" w:cs="Courier New"/>
+          <w:sz w:val="20"/>
+          <w:szCs w:val="20"/>
+        </w:rPr>
+      </w:pPr>
+      <w:r>
+        <w:rPr>
+          <w:rFonts w:ascii="Courier New" w:hAnsi="Courier New" w:cs="Courier New"/>
+          <w:sz w:val="20"/>
+          <w:szCs w:val="20"/>
+        </w:rPr>
+        <w:t xml:space="preserve"> 32: Среднее значение функции z: {</w:t>
+      </w:r>
+      <w:proofErr w:type="spellStart"/>
+      <w:r>
+        <w:rPr>
+          <w:rFonts w:ascii="Courier New" w:hAnsi="Courier New" w:cs="Courier New"/>
+          <w:sz w:val="20"/>
+          <w:szCs w:val="20"/>
+        </w:rPr>
+        <w:t>Z_Mean</w:t>
+      </w:r>
+      <w:proofErr w:type="spellEnd"/>
+      <w:r>
+        <w:rPr>
+          <w:rFonts w:ascii="Courier New" w:hAnsi="Courier New" w:cs="Courier New"/>
+          <w:sz w:val="20"/>
+          <w:szCs w:val="20"/>
+        </w:rPr>
+        <w:t>}""")</w:t>
+      </w:r>
+    </w:p>
+    <w:p>
+      <w:pPr>
+        <w:spacing w:after="240"/>
+        <w:rPr>
+          <w:lang w:val="en-US"/>
+        </w:rPr>
+      </w:pPr>
+      <w:r>
         <w:t>Таблица ответов</w:t>
       </w:r>
     </w:p>
     <w:tbl>
       <w:tblPr>
-        <w:tblW w:w="5000" w:type="pct"/>
+        <w:tblW w:w="0" w:type="auto"/>
+        <w:tblBorders>
+          <w:top w:val="single" w:sz="4" w:space="0" w:color="auto"/>
+          <w:left w:val="single" w:sz="4" w:space="0" w:color="auto"/>
+          <w:bottom w:val="single" w:sz="4" w:space="0" w:color="auto"/>
+          <w:right w:val="single" w:sz="4" w:space="0" w:color="auto"/>
+          <w:insideH w:val="single" w:sz="4" w:space="0" w:color="auto"/>
+          <w:insideV w:val="single" w:sz="4" w:space="0" w:color="auto"/>
+        </w:tblBorders>
         <w:tblCellMar>
           <w:top w:w="15" w:type="dxa"/>
           <w:left w:w="15" w:type="dxa"/>
@@ -2159,801 +2621,1019 @@
         <w:tblLook w:val="04A0" w:firstRow="1" w:lastRow="0" w:firstColumn="1" w:lastColumn="0" w:noHBand="0" w:noVBand="1"/>
       </w:tblPr>
       <w:tblGrid>
-        <w:gridCol w:w="2232"/>
-        <w:gridCol w:w="3903"/>
+        <w:gridCol w:w="938"/>
+        <w:gridCol w:w="938"/>
+        <w:gridCol w:w="937"/>
+        <w:gridCol w:w="1464"/>
+        <w:gridCol w:w="937"/>
+        <w:gridCol w:w="699"/>
       </w:tblGrid>
       <w:tr>
         <w:trPr>
-          <w:tblHeader/>
+          <w:trHeight w:val="300"/>
         </w:trPr>
         <w:tc>
           <w:tcPr>
-            <w:tcW w:w="0" w:type="auto"/>
-            <w:tcBorders>
-              <w:top w:val="single" w:sz="6" w:space="0" w:color="DDDDDD"/>
-              <w:left w:val="single" w:sz="6" w:space="0" w:color="DDDDDD"/>
-              <w:bottom w:val="single" w:sz="6" w:space="0" w:color="DDDDDD"/>
-              <w:right w:val="single" w:sz="6" w:space="0" w:color="DDDDDD"/>
-            </w:tcBorders>
-            <w:shd w:val="clear" w:color="auto" w:fill="F2F2F2"/>
-            <w:tcMar>
-              <w:top w:w="120" w:type="dxa"/>
-              <w:left w:w="120" w:type="dxa"/>
-              <w:bottom w:w="120" w:type="dxa"/>
-              <w:right w:w="120" w:type="dxa"/>
-            </w:tcMar>
-            <w:vAlign w:val="center"/>
-            <w:hideMark/>
-          </w:tcPr>
-          <w:p>
-            <w:pPr>
-              <w:spacing w:line="240" w:lineRule="auto"/>
-              <w:rPr>
-                <w:rFonts w:ascii="Times New Roman" w:hAnsi="Times New Roman" w:cs="Times New Roman"/>
-                <w:b/>
-                <w:bCs/>
-                <w:sz w:val="20"/>
-                <w:szCs w:val="20"/>
-                <w:lang w:val="en-US"/>
-              </w:rPr>
-            </w:pPr>
-            <w:r>
-              <w:rPr>
-                <w:rFonts w:ascii="Times New Roman" w:hAnsi="Times New Roman" w:cs="Times New Roman"/>
-                <w:b/>
-                <w:bCs/>
-                <w:sz w:val="20"/>
-                <w:szCs w:val="20"/>
-                <w:lang w:val="en-US"/>
-              </w:rPr>
+            <w:tcW w:w="938" w:type="dxa"/>
+            <w:noWrap/>
+            <w:vAlign w:val="bottom"/>
+            <w:hideMark/>
+          </w:tcPr>
+          <w:p>
+            <w:pPr>
+              <w:spacing w:after="240"/>
+            </w:pPr>
+            <w:r>
+              <w:t>№</w:t>
+            </w:r>
+          </w:p>
+        </w:tc>
+        <w:tc>
+          <w:tcPr>
+            <w:tcW w:w="938" w:type="dxa"/>
+            <w:noWrap/>
+            <w:vAlign w:val="bottom"/>
+            <w:hideMark/>
+          </w:tcPr>
+          <w:p>
+            <w:pPr>
+              <w:spacing w:after="240"/>
+            </w:pPr>
+            <w:r>
               <w:t>x</w:t>
             </w:r>
           </w:p>
         </w:tc>
         <w:tc>
           <w:tcPr>
-            <w:tcW w:w="0" w:type="auto"/>
-            <w:tcBorders>
-              <w:top w:val="single" w:sz="6" w:space="0" w:color="DDDDDD"/>
-              <w:left w:val="single" w:sz="6" w:space="0" w:color="DDDDDD"/>
-              <w:bottom w:val="single" w:sz="6" w:space="0" w:color="DDDDDD"/>
-              <w:right w:val="single" w:sz="6" w:space="0" w:color="DDDDDD"/>
-            </w:tcBorders>
-            <w:shd w:val="clear" w:color="auto" w:fill="F2F2F2"/>
-            <w:tcMar>
-              <w:top w:w="120" w:type="dxa"/>
-              <w:left w:w="120" w:type="dxa"/>
-              <w:bottom w:w="120" w:type="dxa"/>
-              <w:right w:w="120" w:type="dxa"/>
-            </w:tcMar>
-            <w:vAlign w:val="center"/>
-            <w:hideMark/>
-          </w:tcPr>
-          <w:p>
-            <w:pPr>
-              <w:spacing w:line="240" w:lineRule="auto"/>
-              <w:rPr>
-                <w:rFonts w:ascii="Times New Roman" w:hAnsi="Times New Roman" w:cs="Times New Roman"/>
-                <w:b/>
-                <w:bCs/>
-                <w:sz w:val="20"/>
-                <w:szCs w:val="20"/>
-              </w:rPr>
-            </w:pPr>
-            <w:r>
-              <w:rPr>
-                <w:rFonts w:ascii="Times New Roman" w:hAnsi="Times New Roman" w:cs="Times New Roman"/>
-                <w:b/>
-                <w:bCs/>
-                <w:sz w:val="20"/>
-                <w:szCs w:val="20"/>
-              </w:rPr>
-              <w:t>F(</w:t>
-            </w:r>
-            <w:r>
-              <w:rPr>
-                <w:rFonts w:ascii="Times New Roman" w:hAnsi="Times New Roman" w:cs="Times New Roman"/>
-                <w:b/>
-                <w:bCs/>
-                <w:sz w:val="20"/>
-                <w:szCs w:val="20"/>
-                <w:lang w:val="en-US"/>
-              </w:rPr>
+            <w:tcW w:w="937" w:type="dxa"/>
+            <w:noWrap/>
+            <w:vAlign w:val="bottom"/>
+            <w:hideMark/>
+          </w:tcPr>
+          <w:p>
+            <w:pPr>
+              <w:spacing w:after="240"/>
+            </w:pPr>
+            <w:r>
+              <w:t>y</w:t>
+            </w:r>
+          </w:p>
+        </w:tc>
+        <w:tc>
+          <w:tcPr>
+            <w:tcW w:w="1464" w:type="dxa"/>
+            <w:noWrap/>
+            <w:vAlign w:val="bottom"/>
+            <w:hideMark/>
+          </w:tcPr>
+          <w:p>
+            <w:pPr>
+              <w:spacing w:after="240"/>
+            </w:pPr>
+            <w:r>
+              <w:t>№</w:t>
+            </w:r>
+          </w:p>
+        </w:tc>
+        <w:tc>
+          <w:tcPr>
+            <w:tcW w:w="937" w:type="dxa"/>
+            <w:noWrap/>
+            <w:vAlign w:val="bottom"/>
+            <w:hideMark/>
+          </w:tcPr>
+          <w:p>
+            <w:pPr>
+              <w:spacing w:after="240"/>
+            </w:pPr>
+            <w:r>
               <w:t>x</w:t>
             </w:r>
-            <w:r>
-              <w:rPr>
-                <w:rFonts w:ascii="Times New Roman" w:hAnsi="Times New Roman" w:cs="Times New Roman"/>
-                <w:b/>
-                <w:bCs/>
-                <w:sz w:val="20"/>
-                <w:szCs w:val="20"/>
-              </w:rPr>
-              <w:t>)</w:t>
+          </w:p>
+        </w:tc>
+        <w:tc>
+          <w:tcPr>
+            <w:tcW w:w="50" w:type="dxa"/>
+            <w:noWrap/>
+            <w:vAlign w:val="bottom"/>
+            <w:hideMark/>
+          </w:tcPr>
+          <w:p>
+            <w:pPr>
+              <w:spacing w:after="240"/>
+            </w:pPr>
+            <w:r>
+              <w:t>y</w:t>
             </w:r>
           </w:p>
         </w:tc>
       </w:tr>
       <w:tr>
-        <w:tc>
-          <w:tcPr>
-            <w:tcW w:w="0" w:type="auto"/>
-            <w:tcBorders>
-              <w:top w:val="single" w:sz="6" w:space="0" w:color="DDDDDD"/>
-              <w:left w:val="single" w:sz="6" w:space="0" w:color="DDDDDD"/>
-              <w:bottom w:val="single" w:sz="6" w:space="0" w:color="DDDDDD"/>
-              <w:right w:val="single" w:sz="6" w:space="0" w:color="DDDDDD"/>
-            </w:tcBorders>
-            <w:tcMar>
-              <w:top w:w="120" w:type="dxa"/>
-              <w:left w:w="120" w:type="dxa"/>
-              <w:bottom w:w="120" w:type="dxa"/>
-              <w:right w:w="120" w:type="dxa"/>
-            </w:tcMar>
-            <w:vAlign w:val="center"/>
-            <w:hideMark/>
-          </w:tcPr>
-          <w:p>
-            <w:pPr>
-              <w:spacing w:line="240" w:lineRule="auto"/>
-              <w:rPr>
-                <w:rFonts w:ascii="Times New Roman" w:hAnsi="Times New Roman" w:cs="Times New Roman"/>
-                <w:sz w:val="20"/>
-                <w:szCs w:val="20"/>
-              </w:rPr>
-            </w:pPr>
-            <w:r>
-              <w:rPr>
-                <w:rFonts w:ascii="Times New Roman" w:hAnsi="Times New Roman" w:cs="Times New Roman"/>
-                <w:sz w:val="20"/>
-                <w:szCs w:val="20"/>
-              </w:rPr>
-              <w:t>1.0</w:t>
-            </w:r>
-          </w:p>
-        </w:tc>
-        <w:tc>
-          <w:tcPr>
-            <w:tcW w:w="0" w:type="auto"/>
-            <w:tcBorders>
-              <w:top w:val="single" w:sz="6" w:space="0" w:color="DDDDDD"/>
-              <w:left w:val="single" w:sz="6" w:space="0" w:color="DDDDDD"/>
-              <w:bottom w:val="single" w:sz="6" w:space="0" w:color="DDDDDD"/>
-              <w:right w:val="single" w:sz="6" w:space="0" w:color="DDDDDD"/>
-            </w:tcBorders>
-            <w:tcMar>
-              <w:top w:w="120" w:type="dxa"/>
-              <w:left w:w="120" w:type="dxa"/>
-              <w:bottom w:w="120" w:type="dxa"/>
-              <w:right w:w="120" w:type="dxa"/>
-            </w:tcMar>
-            <w:vAlign w:val="center"/>
-            <w:hideMark/>
-          </w:tcPr>
-          <w:p>
-            <w:pPr>
-              <w:spacing w:line="240" w:lineRule="auto"/>
-              <w:rPr>
-                <w:rFonts w:ascii="Times New Roman" w:hAnsi="Times New Roman" w:cs="Times New Roman"/>
-                <w:sz w:val="20"/>
-                <w:szCs w:val="20"/>
-              </w:rPr>
-            </w:pPr>
-            <w:r>
-              <w:rPr>
-                <w:rFonts w:ascii="Times New Roman" w:hAnsi="Times New Roman" w:cs="Times New Roman"/>
-                <w:sz w:val="20"/>
-                <w:szCs w:val="20"/>
-              </w:rPr>
-              <w:t>1.3502</w:t>
+        <w:trPr>
+          <w:trHeight w:val="300"/>
+        </w:trPr>
+        <w:tc>
+          <w:tcPr>
+            <w:tcW w:w="938" w:type="dxa"/>
+            <w:noWrap/>
+            <w:vAlign w:val="bottom"/>
+            <w:hideMark/>
+          </w:tcPr>
+          <w:p>
+            <w:pPr>
+              <w:spacing w:after="240"/>
+            </w:pPr>
+            <w:r>
+              <w:t>0</w:t>
+            </w:r>
+          </w:p>
+        </w:tc>
+        <w:tc>
+          <w:tcPr>
+            <w:tcW w:w="938" w:type="dxa"/>
+            <w:noWrap/>
+            <w:vAlign w:val="bottom"/>
+            <w:hideMark/>
+          </w:tcPr>
+          <w:p>
+            <w:pPr>
+              <w:spacing w:after="240"/>
+            </w:pPr>
+            <w:r>
+              <w:t>-3.1416</w:t>
+            </w:r>
+          </w:p>
+        </w:tc>
+        <w:tc>
+          <w:tcPr>
+            <w:tcW w:w="937" w:type="dxa"/>
+            <w:noWrap/>
+            <w:vAlign w:val="bottom"/>
+            <w:hideMark/>
+          </w:tcPr>
+          <w:p>
+            <w:pPr>
+              <w:spacing w:after="240"/>
+            </w:pPr>
+            <w:r>
+              <w:t>0.8758</w:t>
+            </w:r>
+          </w:p>
+        </w:tc>
+        <w:tc>
+          <w:tcPr>
+            <w:tcW w:w="1464" w:type="dxa"/>
+            <w:noWrap/>
+            <w:vAlign w:val="bottom"/>
+            <w:hideMark/>
+          </w:tcPr>
+          <w:p>
+            <w:pPr>
+              <w:spacing w:after="240"/>
+            </w:pPr>
+            <w:r>
+              <w:t>9</w:t>
+            </w:r>
+          </w:p>
+        </w:tc>
+        <w:tc>
+          <w:tcPr>
+            <w:tcW w:w="937" w:type="dxa"/>
+            <w:noWrap/>
+            <w:vAlign w:val="bottom"/>
+            <w:hideMark/>
+          </w:tcPr>
+          <w:p>
+            <w:pPr>
+              <w:spacing w:after="240"/>
+            </w:pPr>
+            <w:r>
+              <w:t>0.3927</w:t>
+            </w:r>
+          </w:p>
+        </w:tc>
+        <w:tc>
+          <w:tcPr>
+            <w:tcW w:w="50" w:type="dxa"/>
+            <w:noWrap/>
+            <w:vAlign w:val="bottom"/>
+            <w:hideMark/>
+          </w:tcPr>
+          <w:p>
+            <w:pPr>
+              <w:spacing w:after="240"/>
+            </w:pPr>
+            <w:r>
+              <w:t>0.1361</w:t>
             </w:r>
           </w:p>
         </w:tc>
       </w:tr>
       <w:tr>
-        <w:tc>
-          <w:tcPr>
-            <w:tcW w:w="0" w:type="auto"/>
-            <w:tcBorders>
-              <w:top w:val="single" w:sz="6" w:space="0" w:color="DDDDDD"/>
-              <w:left w:val="single" w:sz="6" w:space="0" w:color="DDDDDD"/>
-              <w:bottom w:val="single" w:sz="6" w:space="0" w:color="DDDDDD"/>
-              <w:right w:val="single" w:sz="6" w:space="0" w:color="DDDDDD"/>
-            </w:tcBorders>
-            <w:tcMar>
-              <w:top w:w="120" w:type="dxa"/>
-              <w:left w:w="120" w:type="dxa"/>
-              <w:bottom w:w="120" w:type="dxa"/>
-              <w:right w:w="120" w:type="dxa"/>
-            </w:tcMar>
-            <w:vAlign w:val="center"/>
-            <w:hideMark/>
-          </w:tcPr>
-          <w:p>
-            <w:pPr>
-              <w:spacing w:line="240" w:lineRule="auto"/>
-              <w:rPr>
-                <w:rFonts w:ascii="Times New Roman" w:hAnsi="Times New Roman" w:cs="Times New Roman"/>
-                <w:sz w:val="20"/>
-                <w:szCs w:val="20"/>
-              </w:rPr>
-            </w:pPr>
-            <w:r>
-              <w:rPr>
-                <w:rFonts w:ascii="Times New Roman" w:hAnsi="Times New Roman" w:cs="Times New Roman"/>
-                <w:sz w:val="20"/>
-                <w:szCs w:val="20"/>
-              </w:rPr>
-              <w:t>1.5</w:t>
-            </w:r>
-          </w:p>
-        </w:tc>
-        <w:tc>
-          <w:tcPr>
-            <w:tcW w:w="0" w:type="auto"/>
-            <w:tcBorders>
-              <w:top w:val="single" w:sz="6" w:space="0" w:color="DDDDDD"/>
-              <w:left w:val="single" w:sz="6" w:space="0" w:color="DDDDDD"/>
-              <w:bottom w:val="single" w:sz="6" w:space="0" w:color="DDDDDD"/>
-              <w:right w:val="single" w:sz="6" w:space="0" w:color="DDDDDD"/>
-            </w:tcBorders>
-            <w:tcMar>
-              <w:top w:w="120" w:type="dxa"/>
-              <w:left w:w="120" w:type="dxa"/>
-              <w:bottom w:w="120" w:type="dxa"/>
-              <w:right w:w="120" w:type="dxa"/>
-            </w:tcMar>
-            <w:vAlign w:val="center"/>
-            <w:hideMark/>
-          </w:tcPr>
-          <w:p>
-            <w:pPr>
-              <w:spacing w:line="240" w:lineRule="auto"/>
-              <w:rPr>
-                <w:rFonts w:ascii="Times New Roman" w:hAnsi="Times New Roman" w:cs="Times New Roman"/>
-                <w:sz w:val="20"/>
-                <w:szCs w:val="20"/>
-              </w:rPr>
-            </w:pPr>
-            <w:r>
-              <w:rPr>
-                <w:rFonts w:ascii="Times New Roman" w:hAnsi="Times New Roman" w:cs="Times New Roman"/>
-                <w:sz w:val="20"/>
-                <w:szCs w:val="20"/>
-              </w:rPr>
-              <w:t>1.0659</w:t>
+        <w:trPr>
+          <w:trHeight w:val="300"/>
+        </w:trPr>
+        <w:tc>
+          <w:tcPr>
+            <w:tcW w:w="938" w:type="dxa"/>
+            <w:noWrap/>
+            <w:vAlign w:val="bottom"/>
+            <w:hideMark/>
+          </w:tcPr>
+          <w:p>
+            <w:pPr>
+              <w:spacing w:after="240"/>
+            </w:pPr>
+            <w:r>
+              <w:t>1</w:t>
+            </w:r>
+          </w:p>
+        </w:tc>
+        <w:tc>
+          <w:tcPr>
+            <w:tcW w:w="938" w:type="dxa"/>
+            <w:noWrap/>
+            <w:vAlign w:val="bottom"/>
+            <w:hideMark/>
+          </w:tcPr>
+          <w:p>
+            <w:pPr>
+              <w:spacing w:after="240"/>
+            </w:pPr>
+            <w:r>
+              <w:t>-2.7489</w:t>
+            </w:r>
+          </w:p>
+        </w:tc>
+        <w:tc>
+          <w:tcPr>
+            <w:tcW w:w="937" w:type="dxa"/>
+            <w:noWrap/>
+            <w:vAlign w:val="bottom"/>
+            <w:hideMark/>
+          </w:tcPr>
+          <w:p>
+            <w:pPr>
+              <w:spacing w:after="240"/>
+            </w:pPr>
+            <w:r>
+              <w:t>0.1361</w:t>
+            </w:r>
+          </w:p>
+        </w:tc>
+        <w:tc>
+          <w:tcPr>
+            <w:tcW w:w="1464" w:type="dxa"/>
+            <w:noWrap/>
+            <w:vAlign w:val="bottom"/>
+            <w:hideMark/>
+          </w:tcPr>
+          <w:p>
+            <w:pPr>
+              <w:spacing w:after="240"/>
+            </w:pPr>
+            <w:r>
+              <w:t>10</w:t>
+            </w:r>
+          </w:p>
+        </w:tc>
+        <w:tc>
+          <w:tcPr>
+            <w:tcW w:w="937" w:type="dxa"/>
+            <w:noWrap/>
+            <w:vAlign w:val="bottom"/>
+            <w:hideMark/>
+          </w:tcPr>
+          <w:p>
+            <w:pPr>
+              <w:spacing w:after="240"/>
+            </w:pPr>
+            <w:r>
+              <w:t>0.7854</w:t>
+            </w:r>
+          </w:p>
+        </w:tc>
+        <w:tc>
+          <w:tcPr>
+            <w:tcW w:w="50" w:type="dxa"/>
+            <w:noWrap/>
+            <w:vAlign w:val="bottom"/>
+            <w:hideMark/>
+          </w:tcPr>
+          <w:p>
+            <w:pPr>
+              <w:spacing w:after="240"/>
+            </w:pPr>
+            <w:r>
+              <w:t>2.1242</w:t>
             </w:r>
           </w:p>
         </w:tc>
       </w:tr>
       <w:tr>
-        <w:tc>
-          <w:tcPr>
-            <w:tcW w:w="0" w:type="auto"/>
-            <w:tcBorders>
-              <w:top w:val="single" w:sz="6" w:space="0" w:color="DDDDDD"/>
-              <w:left w:val="single" w:sz="6" w:space="0" w:color="DDDDDD"/>
-              <w:bottom w:val="single" w:sz="6" w:space="0" w:color="DDDDDD"/>
-              <w:right w:val="single" w:sz="6" w:space="0" w:color="DDDDDD"/>
-            </w:tcBorders>
-            <w:tcMar>
-              <w:top w:w="120" w:type="dxa"/>
-              <w:left w:w="120" w:type="dxa"/>
-              <w:bottom w:w="120" w:type="dxa"/>
-              <w:right w:w="120" w:type="dxa"/>
-            </w:tcMar>
-            <w:vAlign w:val="center"/>
-            <w:hideMark/>
-          </w:tcPr>
-          <w:p>
-            <w:pPr>
-              <w:spacing w:line="240" w:lineRule="auto"/>
-              <w:rPr>
-                <w:rFonts w:ascii="Times New Roman" w:hAnsi="Times New Roman" w:cs="Times New Roman"/>
-                <w:sz w:val="20"/>
-                <w:szCs w:val="20"/>
-              </w:rPr>
-            </w:pPr>
-            <w:r>
-              <w:rPr>
-                <w:rFonts w:ascii="Times New Roman" w:hAnsi="Times New Roman" w:cs="Times New Roman"/>
-                <w:sz w:val="20"/>
-                <w:szCs w:val="20"/>
-              </w:rPr>
-              <w:t>2.0</w:t>
-            </w:r>
-          </w:p>
-        </w:tc>
-        <w:tc>
-          <w:tcPr>
-            <w:tcW w:w="0" w:type="auto"/>
-            <w:tcBorders>
-              <w:top w:val="single" w:sz="6" w:space="0" w:color="DDDDDD"/>
-              <w:left w:val="single" w:sz="6" w:space="0" w:color="DDDDDD"/>
-              <w:bottom w:val="single" w:sz="6" w:space="0" w:color="DDDDDD"/>
-              <w:right w:val="single" w:sz="6" w:space="0" w:color="DDDDDD"/>
-            </w:tcBorders>
-            <w:tcMar>
-              <w:top w:w="120" w:type="dxa"/>
-              <w:left w:w="120" w:type="dxa"/>
-              <w:bottom w:w="120" w:type="dxa"/>
-              <w:right w:w="120" w:type="dxa"/>
-            </w:tcMar>
-            <w:vAlign w:val="center"/>
-            <w:hideMark/>
-          </w:tcPr>
-          <w:p>
-            <w:pPr>
-              <w:spacing w:line="240" w:lineRule="auto"/>
-              <w:rPr>
-                <w:rFonts w:ascii="Times New Roman" w:hAnsi="Times New Roman" w:cs="Times New Roman"/>
-                <w:sz w:val="20"/>
-                <w:szCs w:val="20"/>
-              </w:rPr>
-            </w:pPr>
-            <w:r>
-              <w:rPr>
-                <w:rFonts w:ascii="Times New Roman" w:hAnsi="Times New Roman" w:cs="Times New Roman"/>
-                <w:sz w:val="20"/>
-                <w:szCs w:val="20"/>
-              </w:rPr>
-              <w:t>0.3692</w:t>
+        <w:trPr>
+          <w:trHeight w:val="300"/>
+        </w:trPr>
+        <w:tc>
+          <w:tcPr>
+            <w:tcW w:w="938" w:type="dxa"/>
+            <w:noWrap/>
+            <w:vAlign w:val="bottom"/>
+            <w:hideMark/>
+          </w:tcPr>
+          <w:p>
+            <w:pPr>
+              <w:spacing w:after="240"/>
+            </w:pPr>
+            <w:r>
+              <w:t>2</w:t>
+            </w:r>
+          </w:p>
+        </w:tc>
+        <w:tc>
+          <w:tcPr>
+            <w:tcW w:w="938" w:type="dxa"/>
+            <w:noWrap/>
+            <w:vAlign w:val="bottom"/>
+            <w:hideMark/>
+          </w:tcPr>
+          <w:p>
+            <w:pPr>
+              <w:spacing w:after="240"/>
+            </w:pPr>
+            <w:r>
+              <w:t>-2.3562</w:t>
+            </w:r>
+          </w:p>
+        </w:tc>
+        <w:tc>
+          <w:tcPr>
+            <w:tcW w:w="937" w:type="dxa"/>
+            <w:noWrap/>
+            <w:vAlign w:val="bottom"/>
+            <w:hideMark/>
+          </w:tcPr>
+          <w:p>
+            <w:pPr>
+              <w:spacing w:after="240"/>
+            </w:pPr>
+            <w:r>
+              <w:t>2.1242</w:t>
+            </w:r>
+          </w:p>
+        </w:tc>
+        <w:tc>
+          <w:tcPr>
+            <w:tcW w:w="1464" w:type="dxa"/>
+            <w:noWrap/>
+            <w:vAlign w:val="bottom"/>
+            <w:hideMark/>
+          </w:tcPr>
+          <w:p>
+            <w:pPr>
+              <w:spacing w:after="240"/>
+            </w:pPr>
+            <w:r>
+              <w:t>11</w:t>
+            </w:r>
+          </w:p>
+        </w:tc>
+        <w:tc>
+          <w:tcPr>
+            <w:tcW w:w="937" w:type="dxa"/>
+            <w:noWrap/>
+            <w:vAlign w:val="bottom"/>
+            <w:hideMark/>
+          </w:tcPr>
+          <w:p>
+            <w:pPr>
+              <w:spacing w:after="240"/>
+            </w:pPr>
+            <w:r>
+              <w:t>1.1781</w:t>
+            </w:r>
+          </w:p>
+        </w:tc>
+        <w:tc>
+          <w:tcPr>
+            <w:tcW w:w="50" w:type="dxa"/>
+            <w:noWrap/>
+            <w:vAlign w:val="bottom"/>
+            <w:hideMark/>
+          </w:tcPr>
+          <w:p>
+            <w:pPr>
+              <w:spacing w:after="240"/>
+            </w:pPr>
+            <w:r>
+              <w:t>2.8639</w:t>
             </w:r>
           </w:p>
         </w:tc>
       </w:tr>
       <w:tr>
-        <w:tc>
-          <w:tcPr>
-            <w:tcW w:w="0" w:type="auto"/>
-            <w:tcBorders>
-              <w:top w:val="single" w:sz="6" w:space="0" w:color="DDDDDD"/>
-              <w:left w:val="single" w:sz="6" w:space="0" w:color="DDDDDD"/>
-              <w:bottom w:val="single" w:sz="6" w:space="0" w:color="DDDDDD"/>
-              <w:right w:val="single" w:sz="6" w:space="0" w:color="DDDDDD"/>
-            </w:tcBorders>
-            <w:tcMar>
-              <w:top w:w="120" w:type="dxa"/>
-              <w:left w:w="120" w:type="dxa"/>
-              <w:bottom w:w="120" w:type="dxa"/>
-              <w:right w:w="120" w:type="dxa"/>
-            </w:tcMar>
-            <w:vAlign w:val="center"/>
-            <w:hideMark/>
-          </w:tcPr>
-          <w:p>
-            <w:pPr>
-              <w:spacing w:line="240" w:lineRule="auto"/>
-              <w:rPr>
-                <w:rFonts w:ascii="Times New Roman" w:hAnsi="Times New Roman" w:cs="Times New Roman"/>
-                <w:sz w:val="20"/>
-                <w:szCs w:val="20"/>
-              </w:rPr>
-            </w:pPr>
-            <w:r>
-              <w:rPr>
-                <w:rFonts w:ascii="Times New Roman" w:hAnsi="Times New Roman" w:cs="Times New Roman"/>
-                <w:sz w:val="20"/>
-                <w:szCs w:val="20"/>
-              </w:rPr>
-              <w:t>2.5</w:t>
-            </w:r>
-          </w:p>
-        </w:tc>
-        <w:tc>
-          <w:tcPr>
-            <w:tcW w:w="0" w:type="auto"/>
-            <w:tcBorders>
-              <w:top w:val="single" w:sz="6" w:space="0" w:color="DDDDDD"/>
-              <w:left w:val="single" w:sz="6" w:space="0" w:color="DDDDDD"/>
-              <w:bottom w:val="single" w:sz="6" w:space="0" w:color="DDDDDD"/>
-              <w:right w:val="single" w:sz="6" w:space="0" w:color="DDDDDD"/>
-            </w:tcBorders>
-            <w:tcMar>
-              <w:top w:w="120" w:type="dxa"/>
-              <w:left w:w="120" w:type="dxa"/>
-              <w:bottom w:w="120" w:type="dxa"/>
-              <w:right w:w="120" w:type="dxa"/>
-            </w:tcMar>
-            <w:vAlign w:val="center"/>
-            <w:hideMark/>
-          </w:tcPr>
-          <w:p>
-            <w:pPr>
-              <w:spacing w:line="240" w:lineRule="auto"/>
-              <w:rPr>
-                <w:rFonts w:ascii="Times New Roman" w:hAnsi="Times New Roman" w:cs="Times New Roman"/>
-                <w:sz w:val="20"/>
-                <w:szCs w:val="20"/>
-              </w:rPr>
-            </w:pPr>
-            <w:r>
-              <w:rPr>
-                <w:rFonts w:ascii="Times New Roman" w:hAnsi="Times New Roman" w:cs="Times New Roman"/>
-                <w:sz w:val="20"/>
-                <w:szCs w:val="20"/>
-              </w:rPr>
-              <w:t>-0.9805</w:t>
+        <w:trPr>
+          <w:trHeight w:val="300"/>
+        </w:trPr>
+        <w:tc>
+          <w:tcPr>
+            <w:tcW w:w="938" w:type="dxa"/>
+            <w:noWrap/>
+            <w:vAlign w:val="bottom"/>
+            <w:hideMark/>
+          </w:tcPr>
+          <w:p>
+            <w:pPr>
+              <w:spacing w:after="240"/>
+            </w:pPr>
+            <w:r>
+              <w:t>3</w:t>
+            </w:r>
+          </w:p>
+        </w:tc>
+        <w:tc>
+          <w:tcPr>
+            <w:tcW w:w="938" w:type="dxa"/>
+            <w:noWrap/>
+            <w:vAlign w:val="bottom"/>
+            <w:hideMark/>
+          </w:tcPr>
+          <w:p>
+            <w:pPr>
+              <w:spacing w:after="240"/>
+            </w:pPr>
+            <w:r>
+              <w:t>-1.9635</w:t>
+            </w:r>
+          </w:p>
+        </w:tc>
+        <w:tc>
+          <w:tcPr>
+            <w:tcW w:w="937" w:type="dxa"/>
+            <w:noWrap/>
+            <w:vAlign w:val="bottom"/>
+            <w:hideMark/>
+          </w:tcPr>
+          <w:p>
+            <w:pPr>
+              <w:spacing w:after="240"/>
+            </w:pPr>
+            <w:r>
+              <w:t>2.8639</w:t>
+            </w:r>
+          </w:p>
+        </w:tc>
+        <w:tc>
+          <w:tcPr>
+            <w:tcW w:w="1464" w:type="dxa"/>
+            <w:noWrap/>
+            <w:vAlign w:val="bottom"/>
+            <w:hideMark/>
+          </w:tcPr>
+          <w:p>
+            <w:pPr>
+              <w:spacing w:after="240"/>
+            </w:pPr>
+            <w:r>
+              <w:t>12</w:t>
+            </w:r>
+          </w:p>
+        </w:tc>
+        <w:tc>
+          <w:tcPr>
+            <w:tcW w:w="937" w:type="dxa"/>
+            <w:noWrap/>
+            <w:vAlign w:val="bottom"/>
+            <w:hideMark/>
+          </w:tcPr>
+          <w:p>
+            <w:pPr>
+              <w:spacing w:after="240"/>
+            </w:pPr>
+            <w:r>
+              <w:t>1.5708</w:t>
+            </w:r>
+          </w:p>
+        </w:tc>
+        <w:tc>
+          <w:tcPr>
+            <w:tcW w:w="50" w:type="dxa"/>
+            <w:noWrap/>
+            <w:vAlign w:val="bottom"/>
+            <w:hideMark/>
+          </w:tcPr>
+          <w:p>
+            <w:pPr>
+              <w:spacing w:after="240"/>
+            </w:pPr>
+            <w:r>
+              <w:t>0.8758</w:t>
             </w:r>
           </w:p>
         </w:tc>
       </w:tr>
       <w:tr>
-        <w:tc>
-          <w:tcPr>
-            <w:tcW w:w="0" w:type="auto"/>
-            <w:tcBorders>
-              <w:top w:val="single" w:sz="6" w:space="0" w:color="DDDDDD"/>
-              <w:left w:val="single" w:sz="6" w:space="0" w:color="DDDDDD"/>
-              <w:bottom w:val="single" w:sz="6" w:space="0" w:color="DDDDDD"/>
-              <w:right w:val="single" w:sz="6" w:space="0" w:color="DDDDDD"/>
-            </w:tcBorders>
-            <w:tcMar>
-              <w:top w:w="120" w:type="dxa"/>
-              <w:left w:w="120" w:type="dxa"/>
-              <w:bottom w:w="120" w:type="dxa"/>
-              <w:right w:w="120" w:type="dxa"/>
-            </w:tcMar>
-            <w:vAlign w:val="center"/>
-            <w:hideMark/>
-          </w:tcPr>
-          <w:p>
-            <w:pPr>
-              <w:spacing w:line="240" w:lineRule="auto"/>
-              <w:rPr>
-                <w:rFonts w:ascii="Times New Roman" w:hAnsi="Times New Roman" w:cs="Times New Roman"/>
-                <w:sz w:val="20"/>
-                <w:szCs w:val="20"/>
-              </w:rPr>
-            </w:pPr>
-            <w:r>
-              <w:rPr>
-                <w:rFonts w:ascii="Times New Roman" w:hAnsi="Times New Roman" w:cs="Times New Roman"/>
-                <w:sz w:val="20"/>
-                <w:szCs w:val="20"/>
-              </w:rPr>
-              <w:t>3.0</w:t>
-            </w:r>
-          </w:p>
-        </w:tc>
-        <w:tc>
-          <w:tcPr>
-            <w:tcW w:w="0" w:type="auto"/>
-            <w:tcBorders>
-              <w:top w:val="single" w:sz="6" w:space="0" w:color="DDDDDD"/>
-              <w:left w:val="single" w:sz="6" w:space="0" w:color="DDDDDD"/>
-              <w:bottom w:val="single" w:sz="6" w:space="0" w:color="DDDDDD"/>
-              <w:right w:val="single" w:sz="6" w:space="0" w:color="DDDDDD"/>
-            </w:tcBorders>
-            <w:tcMar>
-              <w:top w:w="120" w:type="dxa"/>
-              <w:left w:w="120" w:type="dxa"/>
-              <w:bottom w:w="120" w:type="dxa"/>
-              <w:right w:w="120" w:type="dxa"/>
-            </w:tcMar>
-            <w:vAlign w:val="center"/>
-            <w:hideMark/>
-          </w:tcPr>
-          <w:p>
-            <w:pPr>
-              <w:spacing w:line="240" w:lineRule="auto"/>
-              <w:rPr>
-                <w:rFonts w:ascii="Times New Roman" w:hAnsi="Times New Roman" w:cs="Times New Roman"/>
-                <w:sz w:val="20"/>
-                <w:szCs w:val="20"/>
-              </w:rPr>
-            </w:pPr>
-            <w:r>
-              <w:rPr>
-                <w:rFonts w:ascii="Times New Roman" w:hAnsi="Times New Roman" w:cs="Times New Roman"/>
-                <w:sz w:val="20"/>
-                <w:szCs w:val="20"/>
-              </w:rPr>
-              <w:t>-6.9953</w:t>
+        <w:trPr>
+          <w:trHeight w:val="300"/>
+        </w:trPr>
+        <w:tc>
+          <w:tcPr>
+            <w:tcW w:w="938" w:type="dxa"/>
+            <w:noWrap/>
+            <w:vAlign w:val="bottom"/>
+            <w:hideMark/>
+          </w:tcPr>
+          <w:p>
+            <w:pPr>
+              <w:spacing w:after="240"/>
+            </w:pPr>
+            <w:r>
+              <w:t>4</w:t>
+            </w:r>
+          </w:p>
+        </w:tc>
+        <w:tc>
+          <w:tcPr>
+            <w:tcW w:w="938" w:type="dxa"/>
+            <w:noWrap/>
+            <w:vAlign w:val="bottom"/>
+            <w:hideMark/>
+          </w:tcPr>
+          <w:p>
+            <w:pPr>
+              <w:spacing w:after="240"/>
+            </w:pPr>
+            <w:r>
+              <w:t>-1.5708</w:t>
+            </w:r>
+          </w:p>
+        </w:tc>
+        <w:tc>
+          <w:tcPr>
+            <w:tcW w:w="937" w:type="dxa"/>
+            <w:noWrap/>
+            <w:vAlign w:val="bottom"/>
+            <w:hideMark/>
+          </w:tcPr>
+          <w:p>
+            <w:pPr>
+              <w:spacing w:after="240"/>
+            </w:pPr>
+            <w:r>
+              <w:t>0.8758</w:t>
+            </w:r>
+          </w:p>
+        </w:tc>
+        <w:tc>
+          <w:tcPr>
+            <w:tcW w:w="1464" w:type="dxa"/>
+            <w:noWrap/>
+            <w:vAlign w:val="bottom"/>
+            <w:hideMark/>
+          </w:tcPr>
+          <w:p>
+            <w:pPr>
+              <w:spacing w:after="240"/>
+            </w:pPr>
+            <w:r>
+              <w:t>13</w:t>
+            </w:r>
+          </w:p>
+        </w:tc>
+        <w:tc>
+          <w:tcPr>
+            <w:tcW w:w="937" w:type="dxa"/>
+            <w:noWrap/>
+            <w:vAlign w:val="bottom"/>
+            <w:hideMark/>
+          </w:tcPr>
+          <w:p>
+            <w:pPr>
+              <w:spacing w:after="240"/>
+            </w:pPr>
+            <w:r>
+              <w:t>1.9635</w:t>
+            </w:r>
+          </w:p>
+        </w:tc>
+        <w:tc>
+          <w:tcPr>
+            <w:tcW w:w="50" w:type="dxa"/>
+            <w:noWrap/>
+            <w:vAlign w:val="bottom"/>
+            <w:hideMark/>
+          </w:tcPr>
+          <w:p>
+            <w:pPr>
+              <w:spacing w:after="240"/>
+            </w:pPr>
+            <w:r>
+              <w:t>0.1361</w:t>
             </w:r>
           </w:p>
         </w:tc>
       </w:tr>
       <w:tr>
-        <w:tc>
-          <w:tcPr>
-            <w:tcW w:w="0" w:type="auto"/>
-            <w:tcBorders>
-              <w:top w:val="single" w:sz="6" w:space="0" w:color="DDDDDD"/>
-              <w:left w:val="single" w:sz="6" w:space="0" w:color="DDDDDD"/>
-              <w:bottom w:val="single" w:sz="6" w:space="0" w:color="DDDDDD"/>
-              <w:right w:val="single" w:sz="6" w:space="0" w:color="DDDDDD"/>
-            </w:tcBorders>
-            <w:tcMar>
-              <w:top w:w="120" w:type="dxa"/>
-              <w:left w:w="120" w:type="dxa"/>
-              <w:bottom w:w="120" w:type="dxa"/>
-              <w:right w:w="120" w:type="dxa"/>
-            </w:tcMar>
-            <w:vAlign w:val="center"/>
-            <w:hideMark/>
-          </w:tcPr>
-          <w:p>
-            <w:pPr>
-              <w:spacing w:line="240" w:lineRule="auto"/>
-              <w:rPr>
-                <w:rFonts w:ascii="Times New Roman" w:hAnsi="Times New Roman" w:cs="Times New Roman"/>
-                <w:sz w:val="20"/>
-                <w:szCs w:val="20"/>
-              </w:rPr>
-            </w:pPr>
-            <w:r>
-              <w:rPr>
-                <w:rFonts w:ascii="Times New Roman" w:hAnsi="Times New Roman" w:cs="Times New Roman"/>
-                <w:sz w:val="20"/>
-                <w:szCs w:val="20"/>
-              </w:rPr>
-              <w:t>3.5</w:t>
-            </w:r>
-          </w:p>
-        </w:tc>
-        <w:tc>
-          <w:tcPr>
-            <w:tcW w:w="0" w:type="auto"/>
-            <w:tcBorders>
-              <w:top w:val="single" w:sz="6" w:space="0" w:color="DDDDDD"/>
-              <w:left w:val="single" w:sz="6" w:space="0" w:color="DDDDDD"/>
-              <w:bottom w:val="single" w:sz="6" w:space="0" w:color="DDDDDD"/>
-              <w:right w:val="single" w:sz="6" w:space="0" w:color="DDDDDD"/>
-            </w:tcBorders>
-            <w:tcMar>
-              <w:top w:w="120" w:type="dxa"/>
-              <w:left w:w="120" w:type="dxa"/>
-              <w:bottom w:w="120" w:type="dxa"/>
-              <w:right w:w="120" w:type="dxa"/>
-            </w:tcMar>
-            <w:vAlign w:val="center"/>
-            <w:hideMark/>
-          </w:tcPr>
-          <w:p>
-            <w:pPr>
-              <w:spacing w:line="240" w:lineRule="auto"/>
-              <w:rPr>
-                <w:rFonts w:ascii="Times New Roman" w:hAnsi="Times New Roman" w:cs="Times New Roman"/>
-                <w:sz w:val="20"/>
-                <w:szCs w:val="20"/>
-              </w:rPr>
-            </w:pPr>
-            <w:r>
-              <w:rPr>
-                <w:rFonts w:ascii="Times New Roman" w:hAnsi="Times New Roman" w:cs="Times New Roman"/>
-                <w:sz w:val="20"/>
-                <w:szCs w:val="20"/>
-              </w:rPr>
-              <w:t>2.7927</w:t>
+        <w:trPr>
+          <w:trHeight w:val="300"/>
+        </w:trPr>
+        <w:tc>
+          <w:tcPr>
+            <w:tcW w:w="938" w:type="dxa"/>
+            <w:noWrap/>
+            <w:vAlign w:val="bottom"/>
+            <w:hideMark/>
+          </w:tcPr>
+          <w:p>
+            <w:pPr>
+              <w:spacing w:after="240"/>
+            </w:pPr>
+            <w:r>
+              <w:t>5</w:t>
+            </w:r>
+          </w:p>
+        </w:tc>
+        <w:tc>
+          <w:tcPr>
+            <w:tcW w:w="938" w:type="dxa"/>
+            <w:noWrap/>
+            <w:vAlign w:val="bottom"/>
+            <w:hideMark/>
+          </w:tcPr>
+          <w:p>
+            <w:pPr>
+              <w:spacing w:after="240"/>
+            </w:pPr>
+            <w:r>
+              <w:t>-1.1781</w:t>
+            </w:r>
+          </w:p>
+        </w:tc>
+        <w:tc>
+          <w:tcPr>
+            <w:tcW w:w="937" w:type="dxa"/>
+            <w:noWrap/>
+            <w:vAlign w:val="bottom"/>
+            <w:hideMark/>
+          </w:tcPr>
+          <w:p>
+            <w:pPr>
+              <w:spacing w:after="240"/>
+            </w:pPr>
+            <w:r>
+              <w:t>0.1361</w:t>
+            </w:r>
+          </w:p>
+        </w:tc>
+        <w:tc>
+          <w:tcPr>
+            <w:tcW w:w="1464" w:type="dxa"/>
+            <w:noWrap/>
+            <w:vAlign w:val="bottom"/>
+            <w:hideMark/>
+          </w:tcPr>
+          <w:p>
+            <w:pPr>
+              <w:spacing w:after="240"/>
+            </w:pPr>
+            <w:r>
+              <w:t>14</w:t>
+            </w:r>
+          </w:p>
+        </w:tc>
+        <w:tc>
+          <w:tcPr>
+            <w:tcW w:w="937" w:type="dxa"/>
+            <w:noWrap/>
+            <w:vAlign w:val="bottom"/>
+            <w:hideMark/>
+          </w:tcPr>
+          <w:p>
+            <w:pPr>
+              <w:spacing w:after="240"/>
+            </w:pPr>
+            <w:r>
+              <w:t>2.3562</w:t>
+            </w:r>
+          </w:p>
+        </w:tc>
+        <w:tc>
+          <w:tcPr>
+            <w:tcW w:w="50" w:type="dxa"/>
+            <w:noWrap/>
+            <w:vAlign w:val="bottom"/>
+            <w:hideMark/>
+          </w:tcPr>
+          <w:p>
+            <w:pPr>
+              <w:spacing w:after="240"/>
+            </w:pPr>
+            <w:r>
+              <w:t>2.1242</w:t>
             </w:r>
           </w:p>
         </w:tc>
       </w:tr>
       <w:tr>
-        <w:tc>
-          <w:tcPr>
-            <w:tcW w:w="0" w:type="auto"/>
-            <w:tcBorders>
-              <w:top w:val="single" w:sz="6" w:space="0" w:color="DDDDDD"/>
-              <w:left w:val="single" w:sz="6" w:space="0" w:color="DDDDDD"/>
-              <w:bottom w:val="single" w:sz="6" w:space="0" w:color="DDDDDD"/>
-              <w:right w:val="single" w:sz="6" w:space="0" w:color="DDDDDD"/>
-            </w:tcBorders>
-            <w:tcMar>
-              <w:top w:w="120" w:type="dxa"/>
-              <w:left w:w="120" w:type="dxa"/>
-              <w:bottom w:w="120" w:type="dxa"/>
-              <w:right w:w="120" w:type="dxa"/>
-            </w:tcMar>
-            <w:vAlign w:val="center"/>
-            <w:hideMark/>
-          </w:tcPr>
-          <w:p>
-            <w:pPr>
-              <w:spacing w:line="240" w:lineRule="auto"/>
-              <w:rPr>
-                <w:rFonts w:ascii="Times New Roman" w:hAnsi="Times New Roman" w:cs="Times New Roman"/>
-                <w:sz w:val="20"/>
-                <w:szCs w:val="20"/>
-              </w:rPr>
-            </w:pPr>
-            <w:r>
-              <w:rPr>
-                <w:rFonts w:ascii="Times New Roman" w:hAnsi="Times New Roman" w:cs="Times New Roman"/>
-                <w:sz w:val="20"/>
-                <w:szCs w:val="20"/>
-              </w:rPr>
-              <w:t>4.0</w:t>
-            </w:r>
-          </w:p>
-        </w:tc>
-        <w:tc>
-          <w:tcPr>
-            <w:tcW w:w="0" w:type="auto"/>
-            <w:tcBorders>
-              <w:top w:val="single" w:sz="6" w:space="0" w:color="DDDDDD"/>
-              <w:left w:val="single" w:sz="6" w:space="0" w:color="DDDDDD"/>
-              <w:bottom w:val="single" w:sz="6" w:space="0" w:color="DDDDDD"/>
-              <w:right w:val="single" w:sz="6" w:space="0" w:color="DDDDDD"/>
-            </w:tcBorders>
-            <w:tcMar>
-              <w:top w:w="120" w:type="dxa"/>
-              <w:left w:w="120" w:type="dxa"/>
-              <w:bottom w:w="120" w:type="dxa"/>
-              <w:right w:w="120" w:type="dxa"/>
-            </w:tcMar>
-            <w:vAlign w:val="center"/>
-            <w:hideMark/>
-          </w:tcPr>
-          <w:p>
-            <w:pPr>
-              <w:spacing w:line="240" w:lineRule="auto"/>
-              <w:rPr>
-                <w:rFonts w:ascii="Times New Roman" w:hAnsi="Times New Roman" w:cs="Times New Roman"/>
-                <w:sz w:val="20"/>
-                <w:szCs w:val="20"/>
-              </w:rPr>
-            </w:pPr>
-            <w:r>
-              <w:rPr>
-                <w:rFonts w:ascii="Times New Roman" w:hAnsi="Times New Roman" w:cs="Times New Roman"/>
-                <w:sz w:val="20"/>
-                <w:szCs w:val="20"/>
-              </w:rPr>
-              <w:t>1.4364</w:t>
+        <w:trPr>
+          <w:trHeight w:val="300"/>
+        </w:trPr>
+        <w:tc>
+          <w:tcPr>
+            <w:tcW w:w="938" w:type="dxa"/>
+            <w:noWrap/>
+            <w:vAlign w:val="bottom"/>
+            <w:hideMark/>
+          </w:tcPr>
+          <w:p>
+            <w:pPr>
+              <w:spacing w:after="240"/>
+            </w:pPr>
+            <w:r>
+              <w:t>6</w:t>
+            </w:r>
+          </w:p>
+        </w:tc>
+        <w:tc>
+          <w:tcPr>
+            <w:tcW w:w="938" w:type="dxa"/>
+            <w:noWrap/>
+            <w:vAlign w:val="bottom"/>
+            <w:hideMark/>
+          </w:tcPr>
+          <w:p>
+            <w:pPr>
+              <w:spacing w:after="240"/>
+            </w:pPr>
+            <w:r>
+              <w:t>-0.7854</w:t>
+            </w:r>
+          </w:p>
+        </w:tc>
+        <w:tc>
+          <w:tcPr>
+            <w:tcW w:w="937" w:type="dxa"/>
+            <w:noWrap/>
+            <w:vAlign w:val="bottom"/>
+            <w:hideMark/>
+          </w:tcPr>
+          <w:p>
+            <w:pPr>
+              <w:spacing w:after="240"/>
+            </w:pPr>
+            <w:r>
+              <w:t>2.1242</w:t>
+            </w:r>
+          </w:p>
+        </w:tc>
+        <w:tc>
+          <w:tcPr>
+            <w:tcW w:w="1464" w:type="dxa"/>
+            <w:noWrap/>
+            <w:vAlign w:val="bottom"/>
+            <w:hideMark/>
+          </w:tcPr>
+          <w:p>
+            <w:pPr>
+              <w:spacing w:after="240"/>
+            </w:pPr>
+            <w:r>
+              <w:t>15</w:t>
+            </w:r>
+          </w:p>
+        </w:tc>
+        <w:tc>
+          <w:tcPr>
+            <w:tcW w:w="937" w:type="dxa"/>
+            <w:noWrap/>
+            <w:vAlign w:val="bottom"/>
+            <w:hideMark/>
+          </w:tcPr>
+          <w:p>
+            <w:pPr>
+              <w:spacing w:after="240"/>
+            </w:pPr>
+            <w:r>
+              <w:t>2.7489</w:t>
+            </w:r>
+          </w:p>
+        </w:tc>
+        <w:tc>
+          <w:tcPr>
+            <w:tcW w:w="50" w:type="dxa"/>
+            <w:noWrap/>
+            <w:vAlign w:val="bottom"/>
+            <w:hideMark/>
+          </w:tcPr>
+          <w:p>
+            <w:pPr>
+              <w:spacing w:after="240"/>
+            </w:pPr>
+            <w:r>
+              <w:t>2.8639</w:t>
             </w:r>
           </w:p>
         </w:tc>
       </w:tr>
       <w:tr>
-        <w:tc>
-          <w:tcPr>
-            <w:tcW w:w="0" w:type="auto"/>
-            <w:tcBorders>
-              <w:top w:val="single" w:sz="6" w:space="0" w:color="DDDDDD"/>
-              <w:left w:val="single" w:sz="6" w:space="0" w:color="DDDDDD"/>
-              <w:bottom w:val="single" w:sz="6" w:space="0" w:color="DDDDDD"/>
-              <w:right w:val="single" w:sz="6" w:space="0" w:color="DDDDDD"/>
-            </w:tcBorders>
-            <w:tcMar>
-              <w:top w:w="120" w:type="dxa"/>
-              <w:left w:w="120" w:type="dxa"/>
-              <w:bottom w:w="120" w:type="dxa"/>
-              <w:right w:w="120" w:type="dxa"/>
-            </w:tcMar>
-            <w:vAlign w:val="center"/>
-            <w:hideMark/>
-          </w:tcPr>
-          <w:p>
-            <w:pPr>
-              <w:spacing w:line="240" w:lineRule="auto"/>
-              <w:rPr>
-                <w:rFonts w:ascii="Times New Roman" w:hAnsi="Times New Roman" w:cs="Times New Roman"/>
-                <w:sz w:val="20"/>
-                <w:szCs w:val="20"/>
-              </w:rPr>
-            </w:pPr>
-            <w:r>
-              <w:rPr>
-                <w:rFonts w:ascii="Times New Roman" w:hAnsi="Times New Roman" w:cs="Times New Roman"/>
-                <w:sz w:val="20"/>
-                <w:szCs w:val="20"/>
-              </w:rPr>
-              <w:t>4.5</w:t>
-            </w:r>
-          </w:p>
-        </w:tc>
-        <w:tc>
-          <w:tcPr>
-            <w:tcW w:w="0" w:type="auto"/>
-            <w:tcBorders>
-              <w:top w:val="single" w:sz="6" w:space="0" w:color="DDDDDD"/>
-              <w:left w:val="single" w:sz="6" w:space="0" w:color="DDDDDD"/>
-              <w:bottom w:val="single" w:sz="6" w:space="0" w:color="DDDDDD"/>
-              <w:right w:val="single" w:sz="6" w:space="0" w:color="DDDDDD"/>
-            </w:tcBorders>
-            <w:tcMar>
-              <w:top w:w="120" w:type="dxa"/>
-              <w:left w:w="120" w:type="dxa"/>
-              <w:bottom w:w="120" w:type="dxa"/>
-              <w:right w:w="120" w:type="dxa"/>
-            </w:tcMar>
-            <w:vAlign w:val="center"/>
-            <w:hideMark/>
-          </w:tcPr>
-          <w:p>
-            <w:pPr>
-              <w:spacing w:line="240" w:lineRule="auto"/>
-              <w:rPr>
-                <w:rFonts w:ascii="Times New Roman" w:hAnsi="Times New Roman" w:cs="Times New Roman"/>
-                <w:sz w:val="20"/>
-                <w:szCs w:val="20"/>
-              </w:rPr>
-            </w:pPr>
-            <w:r>
-              <w:rPr>
-                <w:rFonts w:ascii="Times New Roman" w:hAnsi="Times New Roman" w:cs="Times New Roman"/>
-                <w:sz w:val="20"/>
-                <w:szCs w:val="20"/>
-              </w:rPr>
-              <w:t>1.1712</w:t>
+        <w:trPr>
+          <w:trHeight w:val="300"/>
+        </w:trPr>
+        <w:tc>
+          <w:tcPr>
+            <w:tcW w:w="938" w:type="dxa"/>
+            <w:noWrap/>
+            <w:vAlign w:val="bottom"/>
+            <w:hideMark/>
+          </w:tcPr>
+          <w:p>
+            <w:pPr>
+              <w:spacing w:after="240"/>
+            </w:pPr>
+            <w:r>
+              <w:t>7</w:t>
+            </w:r>
+          </w:p>
+        </w:tc>
+        <w:tc>
+          <w:tcPr>
+            <w:tcW w:w="938" w:type="dxa"/>
+            <w:noWrap/>
+            <w:vAlign w:val="bottom"/>
+            <w:hideMark/>
+          </w:tcPr>
+          <w:p>
+            <w:pPr>
+              <w:spacing w:after="240"/>
+            </w:pPr>
+            <w:r>
+              <w:t>-0.3927</w:t>
+            </w:r>
+          </w:p>
+        </w:tc>
+        <w:tc>
+          <w:tcPr>
+            <w:tcW w:w="937" w:type="dxa"/>
+            <w:noWrap/>
+            <w:vAlign w:val="bottom"/>
+            <w:hideMark/>
+          </w:tcPr>
+          <w:p>
+            <w:pPr>
+              <w:spacing w:after="240"/>
+            </w:pPr>
+            <w:r>
+              <w:t>2.8639</w:t>
+            </w:r>
+          </w:p>
+        </w:tc>
+        <w:tc>
+          <w:tcPr>
+            <w:tcW w:w="1464" w:type="dxa"/>
+            <w:noWrap/>
+            <w:vAlign w:val="bottom"/>
+            <w:hideMark/>
+          </w:tcPr>
+          <w:p>
+            <w:pPr>
+              <w:spacing w:after="240"/>
+            </w:pPr>
+            <w:r>
+              <w:t>16</w:t>
+            </w:r>
+          </w:p>
+        </w:tc>
+        <w:tc>
+          <w:tcPr>
+            <w:tcW w:w="937" w:type="dxa"/>
+            <w:noWrap/>
+            <w:vAlign w:val="bottom"/>
+            <w:hideMark/>
+          </w:tcPr>
+          <w:p>
+            <w:pPr>
+              <w:spacing w:after="240"/>
+            </w:pPr>
+            <w:r>
+              <w:t>3.1416</w:t>
+            </w:r>
+          </w:p>
+        </w:tc>
+        <w:tc>
+          <w:tcPr>
+            <w:tcW w:w="50" w:type="dxa"/>
+            <w:noWrap/>
+            <w:vAlign w:val="bottom"/>
+            <w:hideMark/>
+          </w:tcPr>
+          <w:p>
+            <w:pPr>
+              <w:spacing w:after="240"/>
+            </w:pPr>
+            <w:r>
+              <w:t>0.8758</w:t>
             </w:r>
           </w:p>
         </w:tc>
       </w:tr>
       <w:tr>
-        <w:tc>
-          <w:tcPr>
-            <w:tcW w:w="0" w:type="auto"/>
-            <w:tcBorders>
-              <w:top w:val="single" w:sz="6" w:space="0" w:color="DDDDDD"/>
-              <w:left w:val="single" w:sz="6" w:space="0" w:color="DDDDDD"/>
-              <w:bottom w:val="single" w:sz="6" w:space="0" w:color="DDDDDD"/>
-              <w:right w:val="single" w:sz="6" w:space="0" w:color="DDDDDD"/>
-            </w:tcBorders>
-            <w:tcMar>
-              <w:top w:w="120" w:type="dxa"/>
-              <w:left w:w="120" w:type="dxa"/>
-              <w:bottom w:w="120" w:type="dxa"/>
-              <w:right w:w="120" w:type="dxa"/>
-            </w:tcMar>
-            <w:vAlign w:val="center"/>
-            <w:hideMark/>
-          </w:tcPr>
-          <w:p>
-            <w:pPr>
-              <w:spacing w:line="240" w:lineRule="auto"/>
-              <w:rPr>
-                <w:rFonts w:ascii="Times New Roman" w:hAnsi="Times New Roman" w:cs="Times New Roman"/>
-                <w:sz w:val="20"/>
-                <w:szCs w:val="20"/>
-              </w:rPr>
-            </w:pPr>
-            <w:r>
-              <w:rPr>
-                <w:rFonts w:ascii="Times New Roman" w:hAnsi="Times New Roman" w:cs="Times New Roman"/>
-                <w:sz w:val="20"/>
-                <w:szCs w:val="20"/>
-              </w:rPr>
-              <w:t>5.0</w:t>
-            </w:r>
-          </w:p>
-        </w:tc>
-        <w:tc>
-          <w:tcPr>
-            <w:tcW w:w="0" w:type="auto"/>
-            <w:tcBorders>
-              <w:top w:val="single" w:sz="6" w:space="0" w:color="DDDDDD"/>
-              <w:left w:val="single" w:sz="6" w:space="0" w:color="DDDDDD"/>
-              <w:bottom w:val="single" w:sz="6" w:space="0" w:color="DDDDDD"/>
-              <w:right w:val="single" w:sz="6" w:space="0" w:color="DDDDDD"/>
-            </w:tcBorders>
-            <w:tcMar>
-              <w:top w:w="120" w:type="dxa"/>
-              <w:left w:w="120" w:type="dxa"/>
-              <w:bottom w:w="120" w:type="dxa"/>
-              <w:right w:w="120" w:type="dxa"/>
-            </w:tcMar>
-            <w:vAlign w:val="center"/>
-            <w:hideMark/>
-          </w:tcPr>
-          <w:p>
-            <w:pPr>
-              <w:spacing w:line="240" w:lineRule="auto"/>
-              <w:rPr>
-                <w:rFonts w:ascii="Times New Roman" w:hAnsi="Times New Roman" w:cs="Times New Roman"/>
-                <w:sz w:val="20"/>
-                <w:szCs w:val="20"/>
-              </w:rPr>
-            </w:pPr>
-            <w:r>
-              <w:rPr>
-                <w:rFonts w:ascii="Times New Roman" w:hAnsi="Times New Roman" w:cs="Times New Roman"/>
-                <w:sz w:val="20"/>
-                <w:szCs w:val="20"/>
-              </w:rPr>
-              <w:t>0.6237</w:t>
+        <w:trPr>
+          <w:trHeight w:val="300"/>
+        </w:trPr>
+        <w:tc>
+          <w:tcPr>
+            <w:tcW w:w="938" w:type="dxa"/>
+            <w:noWrap/>
+            <w:vAlign w:val="bottom"/>
+            <w:hideMark/>
+          </w:tcPr>
+          <w:p>
+            <w:pPr>
+              <w:spacing w:after="240"/>
+            </w:pPr>
+            <w:r>
+              <w:t>8</w:t>
+            </w:r>
+          </w:p>
+        </w:tc>
+        <w:tc>
+          <w:tcPr>
+            <w:tcW w:w="938" w:type="dxa"/>
+            <w:noWrap/>
+            <w:vAlign w:val="bottom"/>
+            <w:hideMark/>
+          </w:tcPr>
+          <w:p>
+            <w:pPr>
+              <w:spacing w:after="240"/>
+            </w:pPr>
+            <w:r>
+              <w:t>0.0</w:t>
+            </w:r>
+          </w:p>
+        </w:tc>
+        <w:tc>
+          <w:tcPr>
+            <w:tcW w:w="937" w:type="dxa"/>
+            <w:noWrap/>
+            <w:vAlign w:val="bottom"/>
+            <w:hideMark/>
+          </w:tcPr>
+          <w:p>
+            <w:pPr>
+              <w:spacing w:after="240"/>
+            </w:pPr>
+            <w:r>
+              <w:t>0.8758</w:t>
+            </w:r>
+          </w:p>
+        </w:tc>
+        <w:tc>
+          <w:tcPr>
+            <w:tcW w:w="1464" w:type="dxa"/>
+            <w:noWrap/>
+            <w:vAlign w:val="bottom"/>
+            <w:hideMark/>
+          </w:tcPr>
+          <w:p>
+            <w:pPr>
+              <w:spacing w:after="240"/>
+            </w:pPr>
+            <w:r>
+              <w:t>Макс Значения</w:t>
+            </w:r>
+          </w:p>
+        </w:tc>
+        <w:tc>
+          <w:tcPr>
+            <w:tcW w:w="937" w:type="dxa"/>
+            <w:noWrap/>
+            <w:vAlign w:val="bottom"/>
+            <w:hideMark/>
+          </w:tcPr>
+          <w:p>
+            <w:pPr>
+              <w:spacing w:after="240"/>
+            </w:pPr>
+            <w:r>
+              <w:t>1.1781</w:t>
+            </w:r>
+          </w:p>
+        </w:tc>
+        <w:tc>
+          <w:tcPr>
+            <w:tcW w:w="50" w:type="dxa"/>
+            <w:noWrap/>
+            <w:vAlign w:val="bottom"/>
+            <w:hideMark/>
+          </w:tcPr>
+          <w:p>
+            <w:pPr>
+              <w:spacing w:after="240"/>
+            </w:pPr>
+            <w:r>
+              <w:t>2.8639</w:t>
             </w:r>
           </w:p>
         </w:tc>
@@ -2961,11 +3641,9 @@
     </w:tbl>
     <w:p>
       <w:pPr>
-        <w:spacing w:line="240" w:lineRule="auto"/>
-        <w:rPr>
-          <w:rFonts w:ascii="Times New Roman" w:hAnsi="Times New Roman" w:cs="Times New Roman"/>
-          <w:sz w:val="20"/>
-          <w:szCs w:val="20"/>
+        <w:spacing w:after="240"/>
+        <w:rPr>
+          <w:lang w:val="en-US"/>
         </w:rPr>
       </w:pPr>
     </w:p>
@@ -2973,45 +3651,29 @@
       <w:pPr>
         <w:rPr>
           <w:rFonts w:ascii="Times New Roman" w:hAnsi="Times New Roman" w:cs="Times New Roman"/>
-          <w:sz w:val="20"/>
-          <w:szCs w:val="20"/>
-        </w:rPr>
-      </w:pPr>
-      <w:r>
-        <w:rPr>
-          <w:rFonts w:ascii="Times New Roman" w:hAnsi="Times New Roman" w:cs="Times New Roman"/>
-          <w:sz w:val="20"/>
-          <w:szCs w:val="20"/>
-        </w:rPr>
-        <w:br w:type="page"/>
-      </w:r>
-    </w:p>
-    <w:p>
-      <w:pPr>
-        <w:spacing w:line="240" w:lineRule="auto"/>
-        <w:rPr>
-          <w:rFonts w:ascii="Times New Roman" w:hAnsi="Times New Roman" w:cs="Times New Roman"/>
+          <w:noProof/>
         </w:rPr>
       </w:pPr>
       <w:r>
         <w:rPr>
           <w:rFonts w:ascii="Times New Roman" w:hAnsi="Times New Roman" w:cs="Times New Roman"/>
           <w:noProof/>
+          <w:lang w:val="en-US"/>
         </w:rPr>
         <w:lastRenderedPageBreak/>
         <w:drawing>
-          <wp:anchor distT="0" distB="0" distL="114300" distR="114300" simplePos="0" relativeHeight="251658240" behindDoc="0" locked="0" layoutInCell="1" allowOverlap="1" wp14:anchorId="3E5FE15D" wp14:editId="582F0585">
+          <wp:anchor distT="0" distB="0" distL="114300" distR="114300" simplePos="0" relativeHeight="251658240" behindDoc="0" locked="0" layoutInCell="1" allowOverlap="1" wp14:anchorId="24B6E435" wp14:editId="32E0906B">
             <wp:simplePos x="0" y="0"/>
             <wp:positionH relativeFrom="margin">
-              <wp:align>right</wp:align>
+              <wp:posOffset>-1191260</wp:posOffset>
             </wp:positionH>
             <wp:positionV relativeFrom="paragraph">
-              <wp:posOffset>1380490</wp:posOffset>
+              <wp:posOffset>1139190</wp:posOffset>
             </wp:positionV>
-            <wp:extent cx="6249035" cy="3898900"/>
-            <wp:effectExtent l="0" t="6032" r="0" b="0"/>
-            <wp:wrapTopAndBottom/>
-            <wp:docPr id="890744241" name="Рисунок 1"/>
+            <wp:extent cx="6264275" cy="4340860"/>
+            <wp:effectExtent l="9208" t="0" r="0" b="0"/>
+            <wp:wrapSquare wrapText="bothSides"/>
+            <wp:docPr id="720286801" name="Рисунок 1"/>
             <wp:cNvGraphicFramePr>
               <a:graphicFrameLocks xmlns:a="http://schemas.openxmlformats.org/drawingml/2006/main" noChangeAspect="1"/>
             </wp:cNvGraphicFramePr>
@@ -3040,7 +3702,7 @@
                   <pic:spPr bwMode="auto">
                     <a:xfrm rot="16200000">
                       <a:off x="0" y="0"/>
-                      <a:ext cx="6249035" cy="3898900"/>
+                      <a:ext cx="6264275" cy="4340860"/>
                     </a:xfrm>
                     <a:prstGeom prst="rect">
                       <a:avLst/>
